--- a/documentation/Produkt/Produktrapport.docx
+++ b/documentation/Produkt/Produktrapport.docx
@@ -16654,6 +16654,9 @@
       <w:pPr>
         <w:pStyle w:val="Normal"/>
         <w:bidi w:val="0"/>
+        <w:rPr/>
+      </w:pPr>
+      <w:r>
         <w:rPr>
           <w:rStyle w:val="SourceText"/>
           <w:rFonts w:ascii="Liberation Sans" w:hAnsi="Liberation Sans"/>
@@ -16661,7 +16664,31 @@
           <w:bCs/>
           <w:sz w:val="28"/>
           <w:szCs w:val="28"/>
-        </w:rPr>
+          <w:shd w:fill="81D41A" w:val="clear"/>
+        </w:rPr>
+        <w:t>3.1 Hardware-opsætning (Pi, Zigbee-dongle, Shelly, affugter)</w:t>
+      </w:r>
+    </w:p>
+    <w:p>
+      <w:pPr>
+        <w:pStyle w:val="Normal"/>
+        <w:bidi w:val="0"/>
+        <w:rPr>
+          <w:highlight w:val="none"/>
+          <w:shd w:fill="81D41A" w:val="clear"/>
+        </w:rPr>
+      </w:pPr>
+      <w:r>
+        <w:rPr>
+          <w:shd w:fill="81D41A" w:val="clear"/>
+        </w:rPr>
+      </w:r>
+    </w:p>
+    <w:p>
+      <w:pPr>
+        <w:pStyle w:val="Normal"/>
+        <w:bidi w:val="0"/>
+        <w:rPr/>
       </w:pPr>
       <w:r>
         <w:rPr>
@@ -16671,17 +16698,15 @@
           <w:bCs/>
           <w:sz w:val="28"/>
           <w:szCs w:val="28"/>
-        </w:rPr>
-        <w:t>3.1 Hardware-opsætning (Pi, Zigbee-dongle, Shelly, affugter)</w:t>
+          <w:shd w:fill="81D41A" w:val="clear"/>
+        </w:rPr>
+        <w:t>3.2 Installation af backend (FastAPI, PostgreSQL, systemd, zigbee2MQTT, etc.)</w:t>
       </w:r>
     </w:p>
     <w:p>
       <w:pPr>
         <w:pStyle w:val="Normal"/>
         <w:bidi w:val="0"/>
-        <w:rPr/>
-      </w:pPr>
-      <w:r>
         <w:rPr>
           <w:rStyle w:val="SourceText"/>
           <w:rFonts w:ascii="Liberation Sans" w:hAnsi="Liberation Sans"/>
@@ -16689,8 +16714,12 @@
           <w:bCs/>
           <w:sz w:val="28"/>
           <w:szCs w:val="28"/>
-        </w:rPr>
-        <w:t>3.2 Installation af backend (FastAPI, PostgreSQL, systemd, zigbee2MQTT, etc.)</w:t>
+          <w:highlight w:val="none"/>
+          <w:shd w:fill="81D41A" w:val="clear"/>
+        </w:rPr>
+      </w:pPr>
+      <w:r>
+        <w:rPr/>
       </w:r>
     </w:p>
     <w:p>
@@ -16709,6 +16738,1078 @@
           <w:szCs w:val="28"/>
         </w:rPr>
         <w:t>3.3 Anvendelse af websiden</w:t>
+      </w:r>
+    </w:p>
+    <w:p>
+      <w:pPr>
+        <w:pStyle w:val="Normal"/>
+        <w:rPr/>
+      </w:pPr>
+      <w:r>
+        <w:rPr>
+          <w:rStyle w:val="SourceText"/>
+          <w:rFonts w:ascii="Liberation Sans" w:hAnsi="Liberation Sans"/>
+          <w:sz w:val="24"/>
+          <w:szCs w:val="24"/>
+        </w:rPr>
+        <w:t>Til applikationen hører to lokalt hostede websider:</w:t>
+      </w:r>
+    </w:p>
+    <w:p>
+      <w:pPr>
+        <w:pStyle w:val="Normal"/>
+        <w:numPr>
+          <w:ilvl w:val="0"/>
+          <w:numId w:val="0"/>
+        </w:numPr>
+        <w:ind w:hanging="0" w:left="709"/>
+        <w:rPr/>
+      </w:pPr>
+      <w:r>
+        <w:rPr>
+          <w:rStyle w:val="SourceText"/>
+          <w:rFonts w:ascii="Liberation Sans" w:hAnsi="Liberation Sans"/>
+          <w:sz w:val="24"/>
+          <w:szCs w:val="24"/>
+        </w:rPr>
+        <w:t>Dashboard med overblik over aktuelle og historiske elpriser og sensordata, samt en aktivitetslog og error log.</w:t>
+      </w:r>
+    </w:p>
+    <w:p>
+      <w:pPr>
+        <w:pStyle w:val="Normal"/>
+        <w:numPr>
+          <w:ilvl w:val="0"/>
+          <w:numId w:val="0"/>
+        </w:numPr>
+        <w:ind w:hanging="0" w:left="709"/>
+        <w:rPr/>
+      </w:pPr>
+      <w:r>
+        <w:rPr>
+          <w:rStyle w:val="SourceText"/>
+          <w:rFonts w:ascii="Liberation Sans" w:hAnsi="Liberation Sans"/>
+          <w:sz w:val="24"/>
+          <w:szCs w:val="24"/>
+        </w:rPr>
+        <w:t>En debug-orienteret side med manuelle kontroller, f.eks. tænd/sluk og testværdier.</w:t>
+      </w:r>
+    </w:p>
+    <w:p>
+      <w:pPr>
+        <w:pStyle w:val="Normal"/>
+        <w:rPr/>
+      </w:pPr>
+      <w:r>
+        <w:rPr>
+          <w:rStyle w:val="SourceText"/>
+          <w:rFonts w:ascii="Liberation Sans" w:hAnsi="Liberation Sans"/>
+          <w:b/>
+          <w:bCs/>
+          <w:sz w:val="24"/>
+          <w:szCs w:val="24"/>
+        </w:rPr>
+        <w:t xml:space="preserve">3.3.1 </w:t>
+      </w:r>
+      <w:r>
+        <w:rPr>
+          <w:rStyle w:val="SourceText"/>
+          <w:rFonts w:ascii="Liberation Sans" w:hAnsi="Liberation Sans"/>
+          <w:b/>
+          <w:bCs/>
+          <w:sz w:val="24"/>
+          <w:szCs w:val="24"/>
+        </w:rPr>
+        <w:t>Dashboard</w:t>
+      </w:r>
+    </w:p>
+    <w:p>
+      <w:pPr>
+        <w:pStyle w:val="Normal"/>
+        <w:rPr/>
+      </w:pPr>
+      <w:r>
+        <w:rPr>
+          <w:rStyle w:val="SourceText"/>
+          <w:rFonts w:ascii="Liberation Sans" w:hAnsi="Liberation Sans"/>
+          <w:sz w:val="24"/>
+          <w:szCs w:val="24"/>
+        </w:rPr>
+        <w:drawing>
+          <wp:inline distT="0" distB="0" distL="0" distR="0">
+            <wp:extent cx="5731510" cy="5940425"/>
+            <wp:effectExtent l="0" t="0" r="0" b="0"/>
+            <wp:docPr id="2" name="Picture 1"/>
+            <wp:cNvGraphicFramePr>
+              <a:graphicFrameLocks xmlns:a="http://schemas.openxmlformats.org/drawingml/2006/main" noChangeAspect="1"/>
+            </wp:cNvGraphicFramePr>
+            <a:graphic xmlns:a="http://schemas.openxmlformats.org/drawingml/2006/main">
+              <a:graphicData uri="http://schemas.openxmlformats.org/drawingml/2006/picture">
+                <pic:pic xmlns:pic="http://schemas.openxmlformats.org/drawingml/2006/picture">
+                  <pic:nvPicPr>
+                    <pic:cNvPr id="2" name="Picture 1"/>
+                    <pic:cNvPicPr>
+                      <a:picLocks noChangeAspect="1" noChangeArrowheads="1"/>
+                    </pic:cNvPicPr>
+                  </pic:nvPicPr>
+                  <pic:blipFill>
+                    <a:blip r:embed="rId3"/>
+                    <a:stretch>
+                      <a:fillRect/>
+                    </a:stretch>
+                  </pic:blipFill>
+                  <pic:spPr bwMode="auto">
+                    <a:xfrm>
+                      <a:off x="0" y="0"/>
+                      <a:ext cx="5731510" cy="5940425"/>
+                    </a:xfrm>
+                    <a:prstGeom prst="rect">
+                      <a:avLst/>
+                    </a:prstGeom>
+                    <a:noFill/>
+                  </pic:spPr>
+                </pic:pic>
+              </a:graphicData>
+            </a:graphic>
+          </wp:inline>
+        </w:drawing>
+      </w:r>
+    </w:p>
+    <w:p>
+      <w:pPr>
+        <w:pStyle w:val="Normal"/>
+        <w:rPr/>
+      </w:pPr>
+      <w:r>
+        <w:rPr>
+          <w:rStyle w:val="SourceText"/>
+          <w:rFonts w:ascii="Liberation Sans" w:hAnsi="Liberation Sans"/>
+          <w:sz w:val="24"/>
+          <w:szCs w:val="24"/>
+        </w:rPr>
+        <w:t xml:space="preserve">Dashboardet er ikke udviklet til at være interaktivt. Det er udelukkende en side, som giver brugeren overblik over aktuelle og historiske data. </w:t>
+      </w:r>
+    </w:p>
+    <w:p>
+      <w:pPr>
+        <w:pStyle w:val="Normal"/>
+        <w:rPr/>
+      </w:pPr>
+      <w:r>
+        <w:rPr>
+          <w:rStyle w:val="SourceText"/>
+          <w:rFonts w:ascii="Liberation Sans" w:hAnsi="Liberation Sans"/>
+          <w:b/>
+          <w:bCs/>
+          <w:sz w:val="24"/>
+          <w:szCs w:val="24"/>
+        </w:rPr>
+        <w:t>Luftfugtighed</w:t>
+      </w:r>
+    </w:p>
+    <w:p>
+      <w:pPr>
+        <w:pStyle w:val="Normal"/>
+        <w:rPr/>
+      </w:pPr>
+      <w:r>
+        <w:rPr>
+          <w:rStyle w:val="SourceText"/>
+          <w:rFonts w:ascii="Liberation Sans" w:hAnsi="Liberation Sans"/>
+          <w:sz w:val="24"/>
+          <w:szCs w:val="24"/>
+        </w:rPr>
+        <w:t>Under ’Luftfugtighed’ vises der en graf med luftfugtighedsmålinger med timestamps over de sidste 24 timer fra siden åbnes. Grafen er farvekodet, så brugeren let kan tyde hvor længe luftfugtigheden har været over eller under de prædefinerede værdier.</w:t>
+      </w:r>
+    </w:p>
+    <w:p>
+      <w:pPr>
+        <w:pStyle w:val="Normal"/>
+        <w:rPr/>
+      </w:pPr>
+      <w:r>
+        <w:rPr>
+          <w:rStyle w:val="SourceText"/>
+          <w:rFonts w:ascii="Liberation Sans" w:hAnsi="Liberation Sans"/>
+          <w:b/>
+          <w:bCs/>
+          <w:sz w:val="24"/>
+          <w:szCs w:val="24"/>
+        </w:rPr>
+        <w:t>Temperatur</w:t>
+      </w:r>
+    </w:p>
+    <w:p>
+      <w:pPr>
+        <w:pStyle w:val="Normal"/>
+        <w:rPr/>
+      </w:pPr>
+      <w:r>
+        <w:rPr>
+          <w:rStyle w:val="SourceText"/>
+          <w:rFonts w:ascii="Liberation Sans" w:hAnsi="Liberation Sans"/>
+          <w:sz w:val="24"/>
+          <w:szCs w:val="24"/>
+        </w:rPr>
+        <w:t xml:space="preserve">Temperatur er ikke et vigtigt datapunkt for projektet, men opsamles automatisk gennem systemets DHT11-sensor, og vises ved siden af luftfugtighedsdata for at give et bredere billede af opsamlede data. </w:t>
+      </w:r>
+    </w:p>
+    <w:p>
+      <w:pPr>
+        <w:pStyle w:val="Normal"/>
+        <w:rPr/>
+      </w:pPr>
+      <w:r>
+        <w:rPr>
+          <w:rStyle w:val="SourceText"/>
+          <w:rFonts w:ascii="Liberation Sans" w:hAnsi="Liberation Sans"/>
+          <w:b/>
+          <w:bCs/>
+          <w:sz w:val="24"/>
+          <w:szCs w:val="24"/>
+        </w:rPr>
+        <w:t>Elpris i dag</w:t>
+      </w:r>
+    </w:p>
+    <w:p>
+      <w:pPr>
+        <w:pStyle w:val="Normal"/>
+        <w:rPr/>
+      </w:pPr>
+      <w:r>
+        <w:rPr>
+          <w:rStyle w:val="SourceText"/>
+          <w:rFonts w:ascii="Liberation Sans" w:hAnsi="Liberation Sans"/>
+          <w:sz w:val="24"/>
+          <w:szCs w:val="24"/>
+        </w:rPr>
+        <w:t>Elprisoversigten viser indhentede elprisdata for det aktuelle døgn, hvor siden åbnes. Man kan med musen fremhæve prisen ned til det enkelte kvarter på døgnet:</w:t>
+      </w:r>
+    </w:p>
+    <w:p>
+      <w:pPr>
+        <w:pStyle w:val="Normal"/>
+        <w:rPr/>
+      </w:pPr>
+      <w:r>
+        <w:rPr>
+          <w:rStyle w:val="SourceText"/>
+          <w:rFonts w:ascii="Liberation Sans" w:hAnsi="Liberation Sans"/>
+          <w:sz w:val="24"/>
+          <w:szCs w:val="24"/>
+        </w:rPr>
+        <w:drawing>
+          <wp:inline distT="0" distB="0" distL="0" distR="0">
+            <wp:extent cx="5731510" cy="3118485"/>
+            <wp:effectExtent l="0" t="0" r="0" b="0"/>
+            <wp:docPr id="3" name="Image2 Copy 1"/>
+            <wp:cNvGraphicFramePr>
+              <a:graphicFrameLocks xmlns:a="http://schemas.openxmlformats.org/drawingml/2006/main" noChangeAspect="1"/>
+            </wp:cNvGraphicFramePr>
+            <a:graphic xmlns:a="http://schemas.openxmlformats.org/drawingml/2006/main">
+              <a:graphicData uri="http://schemas.openxmlformats.org/drawingml/2006/picture">
+                <pic:pic xmlns:pic="http://schemas.openxmlformats.org/drawingml/2006/picture">
+                  <pic:nvPicPr>
+                    <pic:cNvPr id="3" name="Image2 Copy 1"/>
+                    <pic:cNvPicPr>
+                      <a:picLocks noChangeAspect="1" noChangeArrowheads="1"/>
+                    </pic:cNvPicPr>
+                  </pic:nvPicPr>
+                  <pic:blipFill>
+                    <a:blip r:embed="rId4"/>
+                    <a:stretch>
+                      <a:fillRect/>
+                    </a:stretch>
+                  </pic:blipFill>
+                  <pic:spPr bwMode="auto">
+                    <a:xfrm>
+                      <a:off x="0" y="0"/>
+                      <a:ext cx="5731510" cy="3118485"/>
+                    </a:xfrm>
+                    <a:prstGeom prst="rect">
+                      <a:avLst/>
+                    </a:prstGeom>
+                    <a:noFill/>
+                  </pic:spPr>
+                </pic:pic>
+              </a:graphicData>
+            </a:graphic>
+          </wp:inline>
+        </w:drawing>
+      </w:r>
+    </w:p>
+    <w:p>
+      <w:pPr>
+        <w:pStyle w:val="Normal"/>
+        <w:rPr/>
+      </w:pPr>
+      <w:r>
+        <w:rPr>
+          <w:rStyle w:val="SourceText"/>
+          <w:rFonts w:ascii="Liberation Sans" w:hAnsi="Liberation Sans"/>
+          <w:sz w:val="24"/>
+          <w:szCs w:val="24"/>
+        </w:rPr>
+        <w:t xml:space="preserve">Highlightet i grøn vises alle de kvarterpriser, som ligger under den bestemte pristærskel på 25% - det vil sige døgnets 25% laveste priser. </w:t>
+      </w:r>
+    </w:p>
+    <w:p>
+      <w:pPr>
+        <w:pStyle w:val="Normal"/>
+        <w:rPr>
+          <w:rStyle w:val="SourceText"/>
+          <w:rFonts w:ascii="Liberation Sans" w:hAnsi="Liberation Sans"/>
+          <w:sz w:val="24"/>
+          <w:szCs w:val="24"/>
+        </w:rPr>
+      </w:pPr>
+      <w:r>
+        <w:rPr/>
+      </w:r>
+    </w:p>
+    <w:p>
+      <w:pPr>
+        <w:pStyle w:val="Normal"/>
+        <w:rPr/>
+      </w:pPr>
+      <w:r>
+        <w:rPr>
+          <w:rStyle w:val="SourceText"/>
+          <w:rFonts w:ascii="Liberation Sans" w:hAnsi="Liberation Sans"/>
+          <w:b/>
+          <w:bCs/>
+          <w:sz w:val="24"/>
+          <w:szCs w:val="24"/>
+        </w:rPr>
+        <w:t xml:space="preserve">3.3.2 </w:t>
+      </w:r>
+      <w:r>
+        <w:rPr>
+          <w:rStyle w:val="SourceText"/>
+          <w:rFonts w:ascii="Liberation Sans" w:hAnsi="Liberation Sans"/>
+          <w:b/>
+          <w:bCs/>
+          <w:sz w:val="24"/>
+          <w:szCs w:val="24"/>
+        </w:rPr>
+        <w:t>Aktivitetslog</w:t>
+      </w:r>
+    </w:p>
+    <w:p>
+      <w:pPr>
+        <w:pStyle w:val="Normal"/>
+        <w:rPr/>
+      </w:pPr>
+      <w:r>
+        <w:rPr>
+          <w:rStyle w:val="SourceText"/>
+          <w:rFonts w:ascii="Liberation Sans" w:hAnsi="Liberation Sans"/>
+          <w:sz w:val="24"/>
+          <w:szCs w:val="24"/>
+        </w:rPr>
+        <w:drawing>
+          <wp:inline distT="0" distB="0" distL="0" distR="0">
+            <wp:extent cx="5109845" cy="5645785"/>
+            <wp:effectExtent l="0" t="0" r="0" b="0"/>
+            <wp:docPr id="4" name="Picture 2"/>
+            <wp:cNvGraphicFramePr>
+              <a:graphicFrameLocks xmlns:a="http://schemas.openxmlformats.org/drawingml/2006/main" noChangeAspect="1"/>
+            </wp:cNvGraphicFramePr>
+            <a:graphic xmlns:a="http://schemas.openxmlformats.org/drawingml/2006/main">
+              <a:graphicData uri="http://schemas.openxmlformats.org/drawingml/2006/picture">
+                <pic:pic xmlns:pic="http://schemas.openxmlformats.org/drawingml/2006/picture">
+                  <pic:nvPicPr>
+                    <pic:cNvPr id="4" name="Picture 2"/>
+                    <pic:cNvPicPr>
+                      <a:picLocks noChangeAspect="1" noChangeArrowheads="1"/>
+                    </pic:cNvPicPr>
+                  </pic:nvPicPr>
+                  <pic:blipFill>
+                    <a:blip r:embed="rId5"/>
+                    <a:stretch>
+                      <a:fillRect/>
+                    </a:stretch>
+                  </pic:blipFill>
+                  <pic:spPr bwMode="auto">
+                    <a:xfrm>
+                      <a:off x="0" y="0"/>
+                      <a:ext cx="5109845" cy="5645785"/>
+                    </a:xfrm>
+                    <a:prstGeom prst="rect">
+                      <a:avLst/>
+                    </a:prstGeom>
+                    <a:noFill/>
+                  </pic:spPr>
+                </pic:pic>
+              </a:graphicData>
+            </a:graphic>
+          </wp:inline>
+        </w:drawing>
+      </w:r>
+      <w:r>
+        <w:rPr>
+          <w:rStyle w:val="SourceText"/>
+          <w:rFonts w:ascii="Liberation Sans" w:hAnsi="Liberation Sans"/>
+          <w:sz w:val="24"/>
+          <w:szCs w:val="24"/>
+        </w:rPr>
+        <w:t xml:space="preserve">Hver gang stikproppen tændes og slukkes, bliver det logget i databasen. Aktivitetsloggen viser hvilken handling der er foretaget, hvornår, og hvilken begrundelse programmet har tilknyttet. </w:t>
+      </w:r>
+    </w:p>
+    <w:p>
+      <w:pPr>
+        <w:pStyle w:val="Normal"/>
+        <w:rPr>
+          <w:rStyle w:val="SourceText"/>
+          <w:rFonts w:ascii="Liberation Sans" w:hAnsi="Liberation Sans"/>
+          <w:sz w:val="24"/>
+          <w:szCs w:val="24"/>
+        </w:rPr>
+      </w:pPr>
+      <w:r>
+        <w:rPr/>
+      </w:r>
+    </w:p>
+    <w:p>
+      <w:pPr>
+        <w:pStyle w:val="Normal"/>
+        <w:rPr/>
+      </w:pPr>
+      <w:r>
+        <w:rPr>
+          <w:rStyle w:val="SourceText"/>
+          <w:rFonts w:ascii="Liberation Sans" w:hAnsi="Liberation Sans"/>
+          <w:b/>
+          <w:bCs/>
+          <w:sz w:val="24"/>
+          <w:szCs w:val="24"/>
+        </w:rPr>
+        <w:t xml:space="preserve">3.3.3 </w:t>
+      </w:r>
+      <w:r>
+        <w:rPr>
+          <w:rStyle w:val="SourceText"/>
+          <w:rFonts w:ascii="Liberation Sans" w:hAnsi="Liberation Sans"/>
+          <w:b/>
+          <w:bCs/>
+          <w:sz w:val="24"/>
+          <w:szCs w:val="24"/>
+        </w:rPr>
+        <w:t>Error log</w:t>
+      </w:r>
+    </w:p>
+    <w:p>
+      <w:pPr>
+        <w:pStyle w:val="Normal"/>
+        <w:rPr/>
+      </w:pPr>
+      <w:r>
+        <w:rPr>
+          <w:rStyle w:val="SourceText"/>
+          <w:rFonts w:ascii="Liberation Sans" w:hAnsi="Liberation Sans"/>
+          <w:sz w:val="24"/>
+          <w:szCs w:val="24"/>
+        </w:rPr>
+        <w:drawing>
+          <wp:inline distT="0" distB="0" distL="0" distR="0">
+            <wp:extent cx="5334635" cy="4001135"/>
+            <wp:effectExtent l="0" t="0" r="0" b="0"/>
+            <wp:docPr id="5" name="Image3 Copy 1"/>
+            <wp:cNvGraphicFramePr>
+              <a:graphicFrameLocks xmlns:a="http://schemas.openxmlformats.org/drawingml/2006/main" noChangeAspect="1"/>
+            </wp:cNvGraphicFramePr>
+            <a:graphic xmlns:a="http://schemas.openxmlformats.org/drawingml/2006/main">
+              <a:graphicData uri="http://schemas.openxmlformats.org/drawingml/2006/picture">
+                <pic:pic xmlns:pic="http://schemas.openxmlformats.org/drawingml/2006/picture">
+                  <pic:nvPicPr>
+                    <pic:cNvPr id="5" name="Image3 Copy 1"/>
+                    <pic:cNvPicPr>
+                      <a:picLocks noChangeAspect="1" noChangeArrowheads="1"/>
+                    </pic:cNvPicPr>
+                  </pic:nvPicPr>
+                  <pic:blipFill>
+                    <a:blip r:embed="rId6"/>
+                    <a:stretch>
+                      <a:fillRect/>
+                    </a:stretch>
+                  </pic:blipFill>
+                  <pic:spPr bwMode="auto">
+                    <a:xfrm>
+                      <a:off x="0" y="0"/>
+                      <a:ext cx="5334635" cy="4001135"/>
+                    </a:xfrm>
+                    <a:prstGeom prst="rect">
+                      <a:avLst/>
+                    </a:prstGeom>
+                    <a:noFill/>
+                  </pic:spPr>
+                </pic:pic>
+              </a:graphicData>
+            </a:graphic>
+          </wp:inline>
+        </w:drawing>
+      </w:r>
+    </w:p>
+    <w:p>
+      <w:pPr>
+        <w:pStyle w:val="Normal"/>
+        <w:rPr/>
+      </w:pPr>
+      <w:r>
+        <w:rPr>
+          <w:rStyle w:val="SourceText"/>
+          <w:rFonts w:ascii="Liberation Sans" w:hAnsi="Liberation Sans"/>
+          <w:sz w:val="24"/>
+          <w:szCs w:val="24"/>
+        </w:rPr>
+        <w:t xml:space="preserve">Error loggen viser alle opsamlede errors i applikationen. Hver gang en fejl håndteres, gemmes den i databasen, og vises på sidens error log. </w:t>
+      </w:r>
+    </w:p>
+    <w:p>
+      <w:pPr>
+        <w:pStyle w:val="Normal"/>
+        <w:rPr>
+          <w:rStyle w:val="SourceText"/>
+          <w:rFonts w:ascii="Liberation Sans" w:hAnsi="Liberation Sans"/>
+          <w:sz w:val="24"/>
+          <w:szCs w:val="24"/>
+        </w:rPr>
+      </w:pPr>
+      <w:r>
+        <w:rPr/>
+      </w:r>
+    </w:p>
+    <w:p>
+      <w:pPr>
+        <w:pStyle w:val="Normal"/>
+        <w:rPr/>
+      </w:pPr>
+      <w:r>
+        <w:rPr>
+          <w:rStyle w:val="SourceText"/>
+          <w:rFonts w:ascii="Liberation Sans" w:hAnsi="Liberation Sans"/>
+          <w:b/>
+          <w:bCs/>
+          <w:sz w:val="24"/>
+          <w:szCs w:val="24"/>
+        </w:rPr>
+        <w:t xml:space="preserve">3.3.4 </w:t>
+      </w:r>
+      <w:r>
+        <w:rPr>
+          <w:rStyle w:val="SourceText"/>
+          <w:rFonts w:ascii="Liberation Sans" w:hAnsi="Liberation Sans"/>
+          <w:b/>
+          <w:bCs/>
+          <w:sz w:val="24"/>
+          <w:szCs w:val="24"/>
+        </w:rPr>
+        <w:t>Debug</w:t>
+      </w:r>
+    </w:p>
+    <w:p>
+      <w:pPr>
+        <w:pStyle w:val="Normal"/>
+        <w:rPr>
+          <w:rStyle w:val="SourceText"/>
+          <w:rFonts w:ascii="Liberation Sans" w:hAnsi="Liberation Sans"/>
+          <w:sz w:val="24"/>
+          <w:szCs w:val="24"/>
+        </w:rPr>
+      </w:pPr>
+      <w:r>
+        <w:rPr/>
+      </w:r>
+    </w:p>
+    <w:p>
+      <w:pPr>
+        <w:pStyle w:val="Normal"/>
+        <w:rPr/>
+      </w:pPr>
+      <w:r>
+        <w:rPr>
+          <w:rStyle w:val="SourceText"/>
+          <w:rFonts w:ascii="Liberation Sans" w:hAnsi="Liberation Sans"/>
+          <w:sz w:val="24"/>
+          <w:szCs w:val="24"/>
+        </w:rPr>
+        <w:t xml:space="preserve"> </w:t>
+      </w:r>
+      <w:r>
+        <w:rPr>
+          <w:rStyle w:val="SourceText"/>
+          <w:rFonts w:ascii="Liberation Sans" w:hAnsi="Liberation Sans"/>
+          <w:sz w:val="24"/>
+          <w:szCs w:val="24"/>
+        </w:rPr>
+        <w:drawing>
+          <wp:inline distT="0" distB="0" distL="0" distR="0">
+            <wp:extent cx="5731510" cy="6099175"/>
+            <wp:effectExtent l="0" t="0" r="0" b="0"/>
+            <wp:docPr id="6" name="Image4 Copy 1"/>
+            <wp:cNvGraphicFramePr>
+              <a:graphicFrameLocks xmlns:a="http://schemas.openxmlformats.org/drawingml/2006/main" noChangeAspect="1"/>
+            </wp:cNvGraphicFramePr>
+            <a:graphic xmlns:a="http://schemas.openxmlformats.org/drawingml/2006/main">
+              <a:graphicData uri="http://schemas.openxmlformats.org/drawingml/2006/picture">
+                <pic:pic xmlns:pic="http://schemas.openxmlformats.org/drawingml/2006/picture">
+                  <pic:nvPicPr>
+                    <pic:cNvPr id="6" name="Image4 Copy 1"/>
+                    <pic:cNvPicPr>
+                      <a:picLocks noChangeAspect="1" noChangeArrowheads="1"/>
+                    </pic:cNvPicPr>
+                  </pic:nvPicPr>
+                  <pic:blipFill>
+                    <a:blip r:embed="rId7"/>
+                    <a:stretch>
+                      <a:fillRect/>
+                    </a:stretch>
+                  </pic:blipFill>
+                  <pic:spPr bwMode="auto">
+                    <a:xfrm>
+                      <a:off x="0" y="0"/>
+                      <a:ext cx="5731510" cy="6099175"/>
+                    </a:xfrm>
+                    <a:prstGeom prst="rect">
+                      <a:avLst/>
+                    </a:prstGeom>
+                    <a:noFill/>
+                  </pic:spPr>
+                </pic:pic>
+              </a:graphicData>
+            </a:graphic>
+          </wp:inline>
+        </w:drawing>
+      </w:r>
+    </w:p>
+    <w:p>
+      <w:pPr>
+        <w:pStyle w:val="Normal"/>
+        <w:rPr>
+          <w:rStyle w:val="SourceText"/>
+          <w:rFonts w:ascii="Liberation Sans" w:hAnsi="Liberation Sans"/>
+          <w:sz w:val="24"/>
+          <w:szCs w:val="24"/>
+        </w:rPr>
+      </w:pPr>
+      <w:r>
+        <w:rPr/>
+      </w:r>
+    </w:p>
+    <w:p>
+      <w:pPr>
+        <w:pStyle w:val="Normal"/>
+        <w:rPr/>
+      </w:pPr>
+      <w:r>
+        <w:rPr>
+          <w:rStyle w:val="SourceText"/>
+          <w:rFonts w:ascii="Liberation Sans" w:hAnsi="Liberation Sans"/>
+          <w:sz w:val="24"/>
+          <w:szCs w:val="24"/>
+        </w:rPr>
+        <w:t xml:space="preserve">Debug-panelet er bygget til test, og har til formål at sende systemet specialiserede inputs. </w:t>
+      </w:r>
+    </w:p>
+    <w:p>
+      <w:pPr>
+        <w:pStyle w:val="Normal"/>
+        <w:rPr/>
+      </w:pPr>
+      <w:r>
+        <w:rPr>
+          <w:rStyle w:val="SourceText"/>
+          <w:rFonts w:ascii="Liberation Sans" w:hAnsi="Liberation Sans"/>
+          <w:sz w:val="24"/>
+          <w:szCs w:val="24"/>
+        </w:rPr>
+        <w:t xml:space="preserve">Det er f.eks. muligt manuelt at tænde og slukke for stikproppen. Det er ligeledes muligt at sende den særlige luftfugtighedsværdier og elpriser, for at verificere, at systemet opfører sig efter hensigten. </w:t>
+      </w:r>
+    </w:p>
+    <w:p>
+      <w:pPr>
+        <w:pStyle w:val="Normal"/>
+        <w:rPr/>
+      </w:pPr>
+      <w:r>
+        <w:rPr>
+          <w:rStyle w:val="SourceText"/>
+          <w:rFonts w:ascii="Liberation Sans" w:hAnsi="Liberation Sans"/>
+          <w:sz w:val="24"/>
+          <w:szCs w:val="24"/>
+        </w:rPr>
+        <w:t>Forklaring af de enkelte muligheder under Fixed tests:</w:t>
+      </w:r>
+    </w:p>
+    <w:p>
+      <w:pPr>
+        <w:pStyle w:val="Normal"/>
+        <w:numPr>
+          <w:ilvl w:val="0"/>
+          <w:numId w:val="0"/>
+        </w:numPr>
+        <w:ind w:hanging="0" w:left="709"/>
+        <w:rPr/>
+      </w:pPr>
+      <w:r>
+        <w:rPr>
+          <w:rStyle w:val="SourceText"/>
+          <w:rFonts w:ascii="Liberation Sans" w:hAnsi="Liberation Sans"/>
+          <w:sz w:val="24"/>
+          <w:szCs w:val="24"/>
+        </w:rPr>
+        <w:t>High price: Sender en falsk høj energipris: 100 kr./kWh</w:t>
+      </w:r>
+    </w:p>
+    <w:p>
+      <w:pPr>
+        <w:pStyle w:val="Normal"/>
+        <w:numPr>
+          <w:ilvl w:val="0"/>
+          <w:numId w:val="0"/>
+        </w:numPr>
+        <w:ind w:hanging="0" w:left="709"/>
+        <w:rPr/>
+      </w:pPr>
+      <w:r>
+        <w:rPr>
+          <w:rStyle w:val="SourceText"/>
+          <w:rFonts w:ascii="Liberation Sans" w:hAnsi="Liberation Sans"/>
+          <w:sz w:val="24"/>
+          <w:szCs w:val="24"/>
+        </w:rPr>
+        <w:t>Low price: Sender en falsk lav energipris: 10 øre/kWh</w:t>
+      </w:r>
+    </w:p>
+    <w:p>
+      <w:pPr>
+        <w:pStyle w:val="Normal"/>
+        <w:numPr>
+          <w:ilvl w:val="0"/>
+          <w:numId w:val="0"/>
+        </w:numPr>
+        <w:ind w:hanging="0" w:left="709"/>
+        <w:rPr/>
+      </w:pPr>
+      <w:r>
+        <w:rPr>
+          <w:rStyle w:val="SourceText"/>
+          <w:rFonts w:ascii="Liberation Sans" w:hAnsi="Liberation Sans"/>
+          <w:sz w:val="24"/>
+          <w:szCs w:val="24"/>
+        </w:rPr>
+        <w:t>High humidity: Sender en falsk høj luftfugtighedsmåling: 100%</w:t>
+      </w:r>
+    </w:p>
+    <w:p>
+      <w:pPr>
+        <w:pStyle w:val="Normal"/>
+        <w:numPr>
+          <w:ilvl w:val="0"/>
+          <w:numId w:val="0"/>
+        </w:numPr>
+        <w:ind w:hanging="0" w:left="709"/>
+        <w:rPr/>
+      </w:pPr>
+      <w:r>
+        <w:rPr>
+          <w:rStyle w:val="SourceText"/>
+          <w:rFonts w:ascii="Liberation Sans" w:hAnsi="Liberation Sans"/>
+          <w:sz w:val="24"/>
+          <w:szCs w:val="24"/>
+        </w:rPr>
+        <w:t>Low humidity: Sender en falsk lav luftfugtighedsmåling: 0%</w:t>
+      </w:r>
+    </w:p>
+    <w:p>
+      <w:pPr>
+        <w:pStyle w:val="Normal"/>
+        <w:numPr>
+          <w:ilvl w:val="0"/>
+          <w:numId w:val="0"/>
+        </w:numPr>
+        <w:ind w:hanging="0" w:left="709"/>
+        <w:rPr/>
+      </w:pPr>
+      <w:r>
+        <w:rPr>
+          <w:rStyle w:val="SourceText"/>
+          <w:rFonts w:ascii="Liberation Sans" w:hAnsi="Liberation Sans"/>
+          <w:sz w:val="24"/>
+          <w:szCs w:val="24"/>
+        </w:rPr>
+        <w:t xml:space="preserve">Real values: Nulstiller systemet til at bruge aktuelle, læste og gemte sensordata og energipriser. </w:t>
+      </w:r>
+    </w:p>
+    <w:p>
+      <w:pPr>
+        <w:pStyle w:val="Normal"/>
+        <w:rPr>
+          <w:rStyle w:val="SourceText"/>
+          <w:rFonts w:ascii="Liberation Sans" w:hAnsi="Liberation Sans"/>
+          <w:sz w:val="24"/>
+          <w:szCs w:val="24"/>
+        </w:rPr>
+      </w:pPr>
+      <w:r>
+        <w:rPr/>
+      </w:r>
+    </w:p>
+    <w:p>
+      <w:pPr>
+        <w:pStyle w:val="Normal"/>
+        <w:rPr/>
+      </w:pPr>
+      <w:r>
+        <w:rPr>
+          <w:rStyle w:val="SourceText"/>
+          <w:rFonts w:ascii="Liberation Sans" w:hAnsi="Liberation Sans"/>
+          <w:sz w:val="24"/>
+          <w:szCs w:val="24"/>
+        </w:rPr>
+        <w:t>Shelly: Tillader manuel tænd og sluk af stikproppen.</w:t>
+      </w:r>
+    </w:p>
+    <w:p>
+      <w:pPr>
+        <w:pStyle w:val="Normal"/>
+        <w:rPr/>
+      </w:pPr>
+      <w:r>
+        <w:rPr>
+          <w:rStyle w:val="SourceText"/>
+          <w:rFonts w:ascii="Liberation Sans" w:hAnsi="Liberation Sans"/>
+          <w:sz w:val="24"/>
+          <w:szCs w:val="24"/>
+        </w:rPr>
+        <w:t xml:space="preserve">Server-based control: Tillader manuel start og stop af systemets drift som helhed. </w:t>
+      </w:r>
+    </w:p>
+    <w:p>
+      <w:pPr>
+        <w:pStyle w:val="Normal"/>
+        <w:rPr/>
+      </w:pPr>
+      <w:r>
+        <w:rPr>
+          <w:rStyle w:val="SourceText"/>
+          <w:rFonts w:ascii="Liberation Sans" w:hAnsi="Liberation Sans"/>
+          <w:sz w:val="24"/>
+          <w:szCs w:val="24"/>
+        </w:rPr>
+        <w:t xml:space="preserve">Humidity: Sender en specifik, indtastet luftfugtighedsmåling. Har til formål at teste, at systemet fungerer til hensigten ved særlige værdier. </w:t>
+      </w:r>
+    </w:p>
+    <w:p>
+      <w:pPr>
+        <w:pStyle w:val="Normal"/>
+        <w:rPr/>
+      </w:pPr>
+      <w:r>
+        <w:rPr>
+          <w:rStyle w:val="SourceText"/>
+          <w:rFonts w:ascii="Liberation Sans" w:hAnsi="Liberation Sans"/>
+          <w:sz w:val="24"/>
+          <w:szCs w:val="24"/>
+        </w:rPr>
+        <w:t>Electricity price: Sender en specifik, indtastet energipris. Har til formål at teste, at systemet fungerer til hensigten ved særlige værdier.</w:t>
+      </w:r>
+    </w:p>
+    <w:p>
+      <w:pPr>
+        <w:pStyle w:val="Normal"/>
+        <w:rPr/>
+      </w:pPr>
+      <w:r>
+        <w:rPr>
+          <w:rStyle w:val="SourceText"/>
+          <w:rFonts w:ascii="Liberation Sans" w:hAnsi="Liberation Sans"/>
+          <w:sz w:val="24"/>
+          <w:szCs w:val="24"/>
+        </w:rPr>
+        <w:t xml:space="preserve">Custom test: Sender en specifik kombination af luftfugtighed og energipris. </w:t>
+      </w:r>
+    </w:p>
+    <w:p>
+      <w:pPr>
+        <w:pStyle w:val="Normal"/>
+        <w:rPr>
+          <w:rStyle w:val="SourceText"/>
+          <w:rFonts w:ascii="Liberation Sans" w:hAnsi="Liberation Sans"/>
+          <w:sz w:val="24"/>
+          <w:szCs w:val="24"/>
+        </w:rPr>
+      </w:pPr>
+      <w:r>
+        <w:rPr/>
+      </w:r>
+    </w:p>
+    <w:p>
+      <w:pPr>
+        <w:pStyle w:val="Normal"/>
+        <w:rPr/>
+      </w:pPr>
+      <w:r>
+        <w:rPr>
+          <w:rStyle w:val="SourceText"/>
+          <w:rFonts w:ascii="Liberation Sans" w:hAnsi="Liberation Sans"/>
+          <w:sz w:val="24"/>
+          <w:szCs w:val="24"/>
+        </w:rPr>
+        <w:t>Response</w:t>
+      </w:r>
+    </w:p>
+    <w:p>
+      <w:pPr>
+        <w:pStyle w:val="Normal"/>
+        <w:rPr/>
+      </w:pPr>
+      <w:r>
+        <w:rPr>
+          <w:rStyle w:val="SourceText"/>
+          <w:rFonts w:ascii="Liberation Sans" w:hAnsi="Liberation Sans"/>
+          <w:sz w:val="24"/>
+          <w:szCs w:val="24"/>
+        </w:rPr>
+        <w:t>Viser systemets respons på hver af de ovenstående API-kald, f.eks.</w:t>
+      </w:r>
+    </w:p>
+    <w:p>
+      <w:pPr>
+        <w:pStyle w:val="Normal"/>
+        <w:rPr/>
+      </w:pPr>
+      <w:r>
+        <w:rPr>
+          <w:rStyle w:val="SourceText"/>
+          <w:rFonts w:ascii="Liberation Sans" w:hAnsi="Liberation Sans"/>
+          <w:sz w:val="24"/>
+          <w:szCs w:val="24"/>
+        </w:rPr>
+        <w:t>Server-based control -&gt; Start:</w:t>
+      </w:r>
+    </w:p>
+    <w:p>
+      <w:pPr>
+        <w:pStyle w:val="Normal"/>
+        <w:rPr/>
+      </w:pPr>
+      <w:r>
+        <w:rPr>
+          <w:rStyle w:val="SourceText"/>
+          <w:rFonts w:ascii="Liberation Sans" w:hAnsi="Liberation Sans"/>
+          <w:sz w:val="24"/>
+          <w:szCs w:val="24"/>
+        </w:rPr>
+        <w:drawing>
+          <wp:inline distT="0" distB="0" distL="0" distR="0">
+            <wp:extent cx="5731510" cy="1443355"/>
+            <wp:effectExtent l="0" t="0" r="0" b="0"/>
+            <wp:docPr id="7" name="Image5"/>
+            <wp:cNvGraphicFramePr>
+              <a:graphicFrameLocks xmlns:a="http://schemas.openxmlformats.org/drawingml/2006/main" noChangeAspect="1"/>
+            </wp:cNvGraphicFramePr>
+            <a:graphic xmlns:a="http://schemas.openxmlformats.org/drawingml/2006/main">
+              <a:graphicData uri="http://schemas.openxmlformats.org/drawingml/2006/picture">
+                <pic:pic xmlns:pic="http://schemas.openxmlformats.org/drawingml/2006/picture">
+                  <pic:nvPicPr>
+                    <pic:cNvPr id="7" name="Image5"/>
+                    <pic:cNvPicPr>
+                      <a:picLocks noChangeAspect="1" noChangeArrowheads="1"/>
+                    </pic:cNvPicPr>
+                  </pic:nvPicPr>
+                  <pic:blipFill>
+                    <a:blip r:embed="rId8"/>
+                    <a:stretch>
+                      <a:fillRect/>
+                    </a:stretch>
+                  </pic:blipFill>
+                  <pic:spPr bwMode="auto">
+                    <a:xfrm>
+                      <a:off x="0" y="0"/>
+                      <a:ext cx="5731510" cy="1443355"/>
+                    </a:xfrm>
+                    <a:prstGeom prst="rect">
+                      <a:avLst/>
+                    </a:prstGeom>
+                    <a:noFill/>
+                  </pic:spPr>
+                </pic:pic>
+              </a:graphicData>
+            </a:graphic>
+          </wp:inline>
+        </w:drawing>
+      </w:r>
+    </w:p>
+    <w:p>
+      <w:pPr>
+        <w:pStyle w:val="Normal"/>
+        <w:rPr/>
+      </w:pPr>
+      <w:r>
+        <w:rPr>
+          <w:rStyle w:val="SourceText"/>
+          <w:rFonts w:ascii="Liberation Sans" w:hAnsi="Liberation Sans"/>
+          <w:sz w:val="24"/>
+          <w:szCs w:val="24"/>
+        </w:rPr>
+        <w:t>Eller Fixed tests -&gt; Real values:</w:t>
+      </w:r>
+    </w:p>
+    <w:p>
+      <w:pPr>
+        <w:pStyle w:val="Normal"/>
+        <w:rPr>
+          <w:lang w:val="en-GB"/>
+        </w:rPr>
+      </w:pPr>
+      <w:r>
+        <w:rPr>
+          <w:rStyle w:val="SourceText"/>
+          <w:rFonts w:ascii="Liberation Sans" w:hAnsi="Liberation Sans"/>
+          <w:b/>
+          <w:bCs/>
+          <w:sz w:val="28"/>
+          <w:szCs w:val="28"/>
+        </w:rPr>
+        <w:drawing>
+          <wp:inline distT="0" distB="0" distL="0" distR="0">
+            <wp:extent cx="5731510" cy="1713865"/>
+            <wp:effectExtent l="0" t="0" r="0" b="0"/>
+            <wp:docPr id="8" name="Image6"/>
+            <wp:cNvGraphicFramePr>
+              <a:graphicFrameLocks xmlns:a="http://schemas.openxmlformats.org/drawingml/2006/main" noChangeAspect="1"/>
+            </wp:cNvGraphicFramePr>
+            <a:graphic xmlns:a="http://schemas.openxmlformats.org/drawingml/2006/main">
+              <a:graphicData uri="http://schemas.openxmlformats.org/drawingml/2006/picture">
+                <pic:pic xmlns:pic="http://schemas.openxmlformats.org/drawingml/2006/picture">
+                  <pic:nvPicPr>
+                    <pic:cNvPr id="8" name="Image6"/>
+                    <pic:cNvPicPr>
+                      <a:picLocks noChangeAspect="1" noChangeArrowheads="1"/>
+                    </pic:cNvPicPr>
+                  </pic:nvPicPr>
+                  <pic:blipFill>
+                    <a:blip r:embed="rId9"/>
+                    <a:stretch>
+                      <a:fillRect/>
+                    </a:stretch>
+                  </pic:blipFill>
+                  <pic:spPr bwMode="auto">
+                    <a:xfrm>
+                      <a:off x="0" y="0"/>
+                      <a:ext cx="5731510" cy="1713865"/>
+                    </a:xfrm>
+                    <a:prstGeom prst="rect">
+                      <a:avLst/>
+                    </a:prstGeom>
+                    <a:noFill/>
+                  </pic:spPr>
+                </pic:pic>
+              </a:graphicData>
+            </a:graphic>
+          </wp:inline>
+        </w:drawing>
       </w:r>
     </w:p>
     <w:p>
@@ -16920,7 +18021,7 @@
             <wp:extent cx="6645910" cy="1335405"/>
             <wp:effectExtent l="0" t="0" r="0" b="0"/>
             <wp:wrapSquare wrapText="largest"/>
-            <wp:docPr id="2" name="Image3"/>
+            <wp:docPr id="9" name="Image3"/>
             <wp:cNvGraphicFramePr>
               <a:graphicFrameLocks xmlns:a="http://schemas.openxmlformats.org/drawingml/2006/main" noChangeAspect="1"/>
             </wp:cNvGraphicFramePr>
@@ -16928,13 +18029,13 @@
               <a:graphicData uri="http://schemas.openxmlformats.org/drawingml/2006/picture">
                 <pic:pic xmlns:pic="http://schemas.openxmlformats.org/drawingml/2006/picture">
                   <pic:nvPicPr>
-                    <pic:cNvPr id="2" name="Image3"/>
+                    <pic:cNvPr id="9" name="Image3"/>
                     <pic:cNvPicPr>
                       <a:picLocks noChangeAspect="1" noChangeArrowheads="1"/>
                     </pic:cNvPicPr>
                   </pic:nvPicPr>
                   <pic:blipFill>
-                    <a:blip r:embed="rId3"/>
+                    <a:blip r:embed="rId10"/>
                     <a:stretch>
                       <a:fillRect/>
                     </a:stretch>
@@ -17016,7 +18117,7 @@
             <wp:extent cx="6118860" cy="5118100"/>
             <wp:effectExtent l="0" t="0" r="0" b="0"/>
             <wp:wrapSquare wrapText="largest"/>
-            <wp:docPr id="3" name="Image4"/>
+            <wp:docPr id="10" name="Image4"/>
             <wp:cNvGraphicFramePr>
               <a:graphicFrameLocks xmlns:a="http://schemas.openxmlformats.org/drawingml/2006/main" noChangeAspect="1"/>
             </wp:cNvGraphicFramePr>
@@ -17024,13 +18125,13 @@
               <a:graphicData uri="http://schemas.openxmlformats.org/drawingml/2006/picture">
                 <pic:pic xmlns:pic="http://schemas.openxmlformats.org/drawingml/2006/picture">
                   <pic:nvPicPr>
-                    <pic:cNvPr id="3" name="Image4"/>
+                    <pic:cNvPr id="10" name="Image4"/>
                     <pic:cNvPicPr>
                       <a:picLocks noChangeAspect="1" noChangeArrowheads="1"/>
                     </pic:cNvPicPr>
                   </pic:nvPicPr>
                   <pic:blipFill>
-                    <a:blip r:embed="rId4"/>
+                    <a:blip r:embed="rId11"/>
                     <a:stretch>
                       <a:fillRect/>
                     </a:stretch>
@@ -17180,6 +18281,228 @@
           <w:szCs w:val="28"/>
           <w:shd w:fill="auto" w:val="clear"/>
         </w:rPr>
+        <w:drawing>
+          <wp:anchor distT="0" distB="0" distL="0" distR="0" simplePos="0" relativeHeight="13" behindDoc="0" locked="0" layoutInCell="0" allowOverlap="1">
+            <wp:simplePos x="0" y="0"/>
+            <wp:positionH relativeFrom="column">
+              <wp:align>center</wp:align>
+            </wp:positionH>
+            <wp:positionV relativeFrom="paragraph">
+              <wp:posOffset>635</wp:posOffset>
+            </wp:positionV>
+            <wp:extent cx="6256655" cy="5199380"/>
+            <wp:effectExtent l="0" t="0" r="0" b="0"/>
+            <wp:wrapSquare wrapText="largest"/>
+            <wp:docPr id="11" name="Image7"/>
+            <wp:cNvGraphicFramePr>
+              <a:graphicFrameLocks xmlns:a="http://schemas.openxmlformats.org/drawingml/2006/main" noChangeAspect="1"/>
+            </wp:cNvGraphicFramePr>
+            <a:graphic xmlns:a="http://schemas.openxmlformats.org/drawingml/2006/main">
+              <a:graphicData uri="http://schemas.openxmlformats.org/drawingml/2006/picture">
+                <pic:pic xmlns:pic="http://schemas.openxmlformats.org/drawingml/2006/picture">
+                  <pic:nvPicPr>
+                    <pic:cNvPr id="11" name="Image7"/>
+                    <pic:cNvPicPr>
+                      <a:picLocks noChangeAspect="1" noChangeArrowheads="1"/>
+                    </pic:cNvPicPr>
+                  </pic:nvPicPr>
+                  <pic:blipFill>
+                    <a:blip r:embed="rId12"/>
+                    <a:stretch>
+                      <a:fillRect/>
+                    </a:stretch>
+                  </pic:blipFill>
+                  <pic:spPr bwMode="auto">
+                    <a:xfrm>
+                      <a:off x="0" y="0"/>
+                      <a:ext cx="6256655" cy="5199380"/>
+                    </a:xfrm>
+                    <a:prstGeom prst="rect">
+                      <a:avLst/>
+                    </a:prstGeom>
+                    <a:noFill/>
+                  </pic:spPr>
+                </pic:pic>
+              </a:graphicData>
+            </a:graphic>
+          </wp:anchor>
+        </w:drawing>
+      </w:r>
+    </w:p>
+    <w:p>
+      <w:pPr>
+        <w:pStyle w:val="Normal"/>
+        <w:bidi w:val="0"/>
+        <w:rPr>
+          <w:rStyle w:val="SourceText"/>
+          <w:rFonts w:ascii="Liberation Sans" w:hAnsi="Liberation Sans"/>
+          <w:sz w:val="24"/>
+          <w:szCs w:val="24"/>
+          <w:shd w:fill="81D41A" w:val="clear"/>
+        </w:rPr>
+      </w:pPr>
+      <w:r>
+        <w:rPr/>
+      </w:r>
+    </w:p>
+    <w:p>
+      <w:pPr>
+        <w:pStyle w:val="Normal"/>
+        <w:bidi w:val="0"/>
+        <w:rPr>
+          <w:rStyle w:val="SourceText"/>
+          <w:rFonts w:ascii="Liberation Sans" w:hAnsi="Liberation Sans"/>
+          <w:sz w:val="24"/>
+          <w:szCs w:val="24"/>
+          <w:shd w:fill="81D41A" w:val="clear"/>
+        </w:rPr>
+      </w:pPr>
+      <w:r>
+        <w:rPr/>
+      </w:r>
+    </w:p>
+    <w:p>
+      <w:pPr>
+        <w:pStyle w:val="Normal"/>
+        <w:bidi w:val="0"/>
+        <w:rPr>
+          <w:rStyle w:val="SourceText"/>
+          <w:rFonts w:ascii="Liberation Sans" w:hAnsi="Liberation Sans"/>
+          <w:sz w:val="24"/>
+          <w:szCs w:val="24"/>
+          <w:shd w:fill="81D41A" w:val="clear"/>
+        </w:rPr>
+      </w:pPr>
+      <w:r>
+        <w:rPr/>
+      </w:r>
+    </w:p>
+    <w:p>
+      <w:pPr>
+        <w:pStyle w:val="Normal"/>
+        <w:bidi w:val="0"/>
+        <w:rPr>
+          <w:rStyle w:val="SourceText"/>
+          <w:rFonts w:ascii="Liberation Sans" w:hAnsi="Liberation Sans"/>
+          <w:sz w:val="24"/>
+          <w:szCs w:val="24"/>
+          <w:shd w:fill="81D41A" w:val="clear"/>
+        </w:rPr>
+      </w:pPr>
+      <w:r>
+        <w:rPr/>
+      </w:r>
+    </w:p>
+    <w:p>
+      <w:pPr>
+        <w:pStyle w:val="Normal"/>
+        <w:bidi w:val="0"/>
+        <w:rPr>
+          <w:rStyle w:val="SourceText"/>
+          <w:rFonts w:ascii="Liberation Sans" w:hAnsi="Liberation Sans"/>
+          <w:sz w:val="24"/>
+          <w:szCs w:val="24"/>
+          <w:shd w:fill="81D41A" w:val="clear"/>
+        </w:rPr>
+      </w:pPr>
+      <w:r>
+        <w:rPr/>
+      </w:r>
+    </w:p>
+    <w:p>
+      <w:pPr>
+        <w:pStyle w:val="Normal"/>
+        <w:bidi w:val="0"/>
+        <w:rPr>
+          <w:rStyle w:val="SourceText"/>
+          <w:rFonts w:ascii="Liberation Sans" w:hAnsi="Liberation Sans"/>
+          <w:sz w:val="24"/>
+          <w:szCs w:val="24"/>
+          <w:shd w:fill="81D41A" w:val="clear"/>
+        </w:rPr>
+      </w:pPr>
+      <w:r>
+        <w:rPr/>
+      </w:r>
+    </w:p>
+    <w:p>
+      <w:pPr>
+        <w:pStyle w:val="Normal"/>
+        <w:bidi w:val="0"/>
+        <w:rPr>
+          <w:rStyle w:val="SourceText"/>
+          <w:rFonts w:ascii="Liberation Sans" w:hAnsi="Liberation Sans"/>
+          <w:sz w:val="24"/>
+          <w:szCs w:val="24"/>
+          <w:shd w:fill="81D41A" w:val="clear"/>
+        </w:rPr>
+      </w:pPr>
+      <w:r>
+        <w:rPr/>
+      </w:r>
+    </w:p>
+    <w:p>
+      <w:pPr>
+        <w:pStyle w:val="Normal"/>
+        <w:bidi w:val="0"/>
+        <w:rPr>
+          <w:rStyle w:val="SourceText"/>
+          <w:rFonts w:ascii="Liberation Sans" w:hAnsi="Liberation Sans"/>
+          <w:sz w:val="24"/>
+          <w:szCs w:val="24"/>
+          <w:shd w:fill="81D41A" w:val="clear"/>
+        </w:rPr>
+      </w:pPr>
+      <w:r>
+        <w:rPr/>
+      </w:r>
+    </w:p>
+    <w:p>
+      <w:pPr>
+        <w:pStyle w:val="Normal"/>
+        <w:bidi w:val="0"/>
+        <w:rPr>
+          <w:rStyle w:val="SourceText"/>
+          <w:rFonts w:ascii="Liberation Sans" w:hAnsi="Liberation Sans"/>
+          <w:sz w:val="24"/>
+          <w:szCs w:val="24"/>
+          <w:shd w:fill="81D41A" w:val="clear"/>
+        </w:rPr>
+      </w:pPr>
+      <w:r>
+        <w:rPr/>
+      </w:r>
+    </w:p>
+    <w:p>
+      <w:pPr>
+        <w:pStyle w:val="Normal"/>
+        <w:bidi w:val="0"/>
+        <w:rPr>
+          <w:rStyle w:val="SourceText"/>
+          <w:rFonts w:ascii="Liberation Sans" w:hAnsi="Liberation Sans"/>
+          <w:sz w:val="24"/>
+          <w:szCs w:val="24"/>
+          <w:shd w:fill="81D41A" w:val="clear"/>
+        </w:rPr>
+      </w:pPr>
+      <w:r>
+        <w:rPr/>
+      </w:r>
+    </w:p>
+    <w:p>
+      <w:pPr>
+        <w:pStyle w:val="Normal"/>
+        <w:bidi w:val="0"/>
+        <w:rPr>
+          <w:rStyle w:val="SourceText"/>
+          <w:rFonts w:ascii="Liberation Sans" w:hAnsi="Liberation Sans"/>
+          <w:sz w:val="24"/>
+          <w:szCs w:val="24"/>
+          <w:shd w:fill="81D41A" w:val="clear"/>
+        </w:rPr>
+      </w:pPr>
+      <w:r>
+        <w:rPr/>
       </w:r>
     </w:p>
     <w:p>
@@ -17203,9 +18526,68 @@
       <w:pPr>
         <w:pStyle w:val="Normal"/>
         <w:bidi w:val="0"/>
+        <w:rPr>
+          <w:rStyle w:val="SourceText"/>
+          <w:rFonts w:ascii="Liberation Sans" w:hAnsi="Liberation Sans"/>
+          <w:sz w:val="24"/>
+          <w:szCs w:val="24"/>
+          <w:shd w:fill="81D41A" w:val="clear"/>
+        </w:rPr>
+      </w:pPr>
+      <w:r>
         <w:rPr/>
-      </w:pPr>
-      <w:r>
+        <w:drawing>
+          <wp:anchor distT="0" distB="0" distL="0" distR="0" simplePos="0" relativeHeight="14" behindDoc="0" locked="0" layoutInCell="0" allowOverlap="1">
+            <wp:simplePos x="0" y="0"/>
+            <wp:positionH relativeFrom="column">
+              <wp:align>center</wp:align>
+            </wp:positionH>
+            <wp:positionV relativeFrom="paragraph">
+              <wp:align>top</wp:align>
+            </wp:positionV>
+            <wp:extent cx="2096135" cy="10692130"/>
+            <wp:effectExtent l="0" t="0" r="0" b="0"/>
+            <wp:wrapSquare wrapText="largest"/>
+            <wp:docPr id="12" name="Image8"/>
+            <wp:cNvGraphicFramePr>
+              <a:graphicFrameLocks xmlns:a="http://schemas.openxmlformats.org/drawingml/2006/main" noChangeAspect="1"/>
+            </wp:cNvGraphicFramePr>
+            <a:graphic xmlns:a="http://schemas.openxmlformats.org/drawingml/2006/main">
+              <a:graphicData uri="http://schemas.openxmlformats.org/drawingml/2006/picture">
+                <pic:pic xmlns:pic="http://schemas.openxmlformats.org/drawingml/2006/picture">
+                  <pic:nvPicPr>
+                    <pic:cNvPr id="12" name="Image8"/>
+                    <pic:cNvPicPr>
+                      <a:picLocks noChangeAspect="1" noChangeArrowheads="1"/>
+                    </pic:cNvPicPr>
+                  </pic:nvPicPr>
+                  <pic:blipFill>
+                    <a:blip r:embed="rId13"/>
+                    <a:stretch>
+                      <a:fillRect/>
+                    </a:stretch>
+                  </pic:blipFill>
+                  <pic:spPr bwMode="auto">
+                    <a:xfrm>
+                      <a:off x="0" y="0"/>
+                      <a:ext cx="2096135" cy="10692130"/>
+                    </a:xfrm>
+                    <a:prstGeom prst="rect">
+                      <a:avLst/>
+                    </a:prstGeom>
+                    <a:noFill/>
+                  </pic:spPr>
+                </pic:pic>
+              </a:graphicData>
+            </a:graphic>
+          </wp:anchor>
+        </w:drawing>
+      </w:r>
+    </w:p>
+    <w:p>
+      <w:pPr>
+        <w:pStyle w:val="Normal"/>
+        <w:bidi w:val="0"/>
         <w:rPr>
           <w:rStyle w:val="SourceText"/>
           <w:rFonts w:ascii="Liberation Sans" w:hAnsi="Liberation Sans"/>
@@ -17213,7 +18595,984 @@
           <w:szCs w:val="24"/>
           <w:shd w:fill="81D41A" w:val="clear"/>
         </w:rPr>
+      </w:pPr>
+      <w:r>
+        <w:rPr/>
+      </w:r>
+    </w:p>
+    <w:p>
+      <w:pPr>
+        <w:pStyle w:val="Normal"/>
+        <w:bidi w:val="0"/>
+        <w:rPr>
+          <w:rStyle w:val="SourceText"/>
+          <w:rFonts w:ascii="Liberation Sans" w:hAnsi="Liberation Sans"/>
+          <w:sz w:val="24"/>
+          <w:szCs w:val="24"/>
+          <w:shd w:fill="81D41A" w:val="clear"/>
+        </w:rPr>
+      </w:pPr>
+      <w:r>
+        <w:rPr/>
+      </w:r>
+    </w:p>
+    <w:p>
+      <w:pPr>
+        <w:pStyle w:val="Normal"/>
+        <w:bidi w:val="0"/>
+        <w:rPr>
+          <w:rStyle w:val="SourceText"/>
+          <w:rFonts w:ascii="Liberation Sans" w:hAnsi="Liberation Sans"/>
+          <w:sz w:val="24"/>
+          <w:szCs w:val="24"/>
+          <w:shd w:fill="81D41A" w:val="clear"/>
+        </w:rPr>
+      </w:pPr>
+      <w:r>
+        <w:rPr/>
+      </w:r>
+    </w:p>
+    <w:p>
+      <w:pPr>
+        <w:pStyle w:val="Normal"/>
+        <w:bidi w:val="0"/>
+        <w:rPr>
+          <w:rStyle w:val="SourceText"/>
+          <w:rFonts w:ascii="Liberation Sans" w:hAnsi="Liberation Sans"/>
+          <w:sz w:val="24"/>
+          <w:szCs w:val="24"/>
+          <w:shd w:fill="81D41A" w:val="clear"/>
+        </w:rPr>
+      </w:pPr>
+      <w:r>
+        <w:rPr/>
+      </w:r>
+    </w:p>
+    <w:p>
+      <w:pPr>
+        <w:pStyle w:val="Normal"/>
+        <w:bidi w:val="0"/>
+        <w:rPr>
+          <w:rStyle w:val="SourceText"/>
+          <w:rFonts w:ascii="Liberation Sans" w:hAnsi="Liberation Sans"/>
+          <w:sz w:val="24"/>
+          <w:szCs w:val="24"/>
+          <w:shd w:fill="81D41A" w:val="clear"/>
+        </w:rPr>
+      </w:pPr>
+      <w:r>
+        <w:rPr/>
+      </w:r>
+    </w:p>
+    <w:p>
+      <w:pPr>
+        <w:pStyle w:val="Normal"/>
+        <w:bidi w:val="0"/>
+        <w:rPr>
+          <w:rStyle w:val="SourceText"/>
+          <w:rFonts w:ascii="Liberation Sans" w:hAnsi="Liberation Sans"/>
+          <w:sz w:val="24"/>
+          <w:szCs w:val="24"/>
+          <w:shd w:fill="81D41A" w:val="clear"/>
+        </w:rPr>
+      </w:pPr>
+      <w:r>
+        <w:rPr/>
+      </w:r>
+    </w:p>
+    <w:p>
+      <w:pPr>
+        <w:pStyle w:val="Normal"/>
+        <w:bidi w:val="0"/>
+        <w:rPr>
+          <w:rStyle w:val="SourceText"/>
+          <w:rFonts w:ascii="Liberation Sans" w:hAnsi="Liberation Sans"/>
+          <w:sz w:val="24"/>
+          <w:szCs w:val="24"/>
+          <w:shd w:fill="81D41A" w:val="clear"/>
+        </w:rPr>
+      </w:pPr>
+      <w:r>
+        <w:rPr/>
+      </w:r>
+    </w:p>
+    <w:p>
+      <w:pPr>
+        <w:pStyle w:val="Normal"/>
+        <w:bidi w:val="0"/>
+        <w:rPr>
+          <w:rStyle w:val="SourceText"/>
+          <w:rFonts w:ascii="Liberation Sans" w:hAnsi="Liberation Sans"/>
+          <w:sz w:val="24"/>
+          <w:szCs w:val="24"/>
+          <w:shd w:fill="81D41A" w:val="clear"/>
+        </w:rPr>
+      </w:pPr>
+      <w:r>
+        <w:rPr/>
+      </w:r>
+    </w:p>
+    <w:p>
+      <w:pPr>
+        <w:pStyle w:val="Normal"/>
+        <w:bidi w:val="0"/>
+        <w:rPr>
+          <w:rStyle w:val="SourceText"/>
+          <w:rFonts w:ascii="Liberation Sans" w:hAnsi="Liberation Sans"/>
+          <w:sz w:val="24"/>
+          <w:szCs w:val="24"/>
+          <w:shd w:fill="81D41A" w:val="clear"/>
+        </w:rPr>
+      </w:pPr>
+      <w:r>
+        <w:rPr/>
+      </w:r>
+    </w:p>
+    <w:p>
+      <w:pPr>
+        <w:pStyle w:val="Normal"/>
+        <w:bidi w:val="0"/>
+        <w:rPr>
+          <w:rStyle w:val="SourceText"/>
+          <w:rFonts w:ascii="Liberation Sans" w:hAnsi="Liberation Sans"/>
+          <w:sz w:val="24"/>
+          <w:szCs w:val="24"/>
+          <w:shd w:fill="81D41A" w:val="clear"/>
+        </w:rPr>
+      </w:pPr>
+      <w:r>
+        <w:rPr/>
+      </w:r>
+    </w:p>
+    <w:p>
+      <w:pPr>
+        <w:pStyle w:val="Normal"/>
+        <w:bidi w:val="0"/>
+        <w:rPr>
+          <w:rStyle w:val="SourceText"/>
+          <w:rFonts w:ascii="Liberation Sans" w:hAnsi="Liberation Sans"/>
+          <w:sz w:val="24"/>
+          <w:szCs w:val="24"/>
+          <w:shd w:fill="81D41A" w:val="clear"/>
+        </w:rPr>
+      </w:pPr>
+      <w:r>
+        <w:rPr/>
+      </w:r>
+    </w:p>
+    <w:p>
+      <w:pPr>
+        <w:pStyle w:val="Normal"/>
+        <w:bidi w:val="0"/>
+        <w:rPr>
+          <w:rStyle w:val="SourceText"/>
+          <w:rFonts w:ascii="Liberation Sans" w:hAnsi="Liberation Sans"/>
+          <w:sz w:val="24"/>
+          <w:szCs w:val="24"/>
+          <w:shd w:fill="81D41A" w:val="clear"/>
+        </w:rPr>
+      </w:pPr>
+      <w:r>
+        <w:rPr/>
+      </w:r>
+    </w:p>
+    <w:p>
+      <w:pPr>
+        <w:pStyle w:val="Normal"/>
+        <w:bidi w:val="0"/>
+        <w:rPr>
+          <w:rStyle w:val="SourceText"/>
+          <w:rFonts w:ascii="Liberation Sans" w:hAnsi="Liberation Sans"/>
+          <w:sz w:val="24"/>
+          <w:szCs w:val="24"/>
+          <w:shd w:fill="81D41A" w:val="clear"/>
+        </w:rPr>
+      </w:pPr>
+      <w:r>
+        <w:rPr/>
+      </w:r>
+    </w:p>
+    <w:p>
+      <w:pPr>
+        <w:pStyle w:val="Normal"/>
+        <w:bidi w:val="0"/>
+        <w:rPr>
+          <w:rStyle w:val="SourceText"/>
+          <w:rFonts w:ascii="Liberation Sans" w:hAnsi="Liberation Sans"/>
+          <w:sz w:val="24"/>
+          <w:szCs w:val="24"/>
+          <w:shd w:fill="81D41A" w:val="clear"/>
+        </w:rPr>
+      </w:pPr>
+      <w:r>
+        <w:rPr/>
+      </w:r>
+    </w:p>
+    <w:p>
+      <w:pPr>
+        <w:pStyle w:val="Normal"/>
+        <w:bidi w:val="0"/>
+        <w:rPr>
+          <w:rStyle w:val="SourceText"/>
+          <w:rFonts w:ascii="Liberation Sans" w:hAnsi="Liberation Sans"/>
+          <w:sz w:val="24"/>
+          <w:szCs w:val="24"/>
+          <w:shd w:fill="81D41A" w:val="clear"/>
+        </w:rPr>
+      </w:pPr>
+      <w:r>
+        <w:rPr/>
+      </w:r>
+    </w:p>
+    <w:p>
+      <w:pPr>
+        <w:pStyle w:val="Normal"/>
+        <w:bidi w:val="0"/>
+        <w:rPr>
+          <w:rStyle w:val="SourceText"/>
+          <w:rFonts w:ascii="Liberation Sans" w:hAnsi="Liberation Sans"/>
+          <w:sz w:val="24"/>
+          <w:szCs w:val="24"/>
+          <w:shd w:fill="81D41A" w:val="clear"/>
+        </w:rPr>
+      </w:pPr>
+      <w:r>
+        <w:rPr/>
+      </w:r>
+    </w:p>
+    <w:p>
+      <w:pPr>
+        <w:pStyle w:val="Normal"/>
+        <w:bidi w:val="0"/>
+        <w:rPr>
+          <w:rStyle w:val="SourceText"/>
+          <w:rFonts w:ascii="Liberation Sans" w:hAnsi="Liberation Sans"/>
+          <w:sz w:val="24"/>
+          <w:szCs w:val="24"/>
+          <w:shd w:fill="81D41A" w:val="clear"/>
+        </w:rPr>
+      </w:pPr>
+      <w:r>
+        <w:rPr/>
+      </w:r>
+    </w:p>
+    <w:p>
+      <w:pPr>
+        <w:pStyle w:val="Normal"/>
+        <w:bidi w:val="0"/>
+        <w:rPr>
+          <w:rStyle w:val="SourceText"/>
+          <w:rFonts w:ascii="Liberation Sans" w:hAnsi="Liberation Sans"/>
+          <w:sz w:val="24"/>
+          <w:szCs w:val="24"/>
+          <w:shd w:fill="81D41A" w:val="clear"/>
+        </w:rPr>
+      </w:pPr>
+      <w:r>
+        <w:rPr/>
+      </w:r>
+    </w:p>
+    <w:p>
+      <w:pPr>
+        <w:pStyle w:val="Normal"/>
+        <w:bidi w:val="0"/>
+        <w:rPr>
+          <w:rStyle w:val="SourceText"/>
+          <w:rFonts w:ascii="Liberation Sans" w:hAnsi="Liberation Sans"/>
+          <w:sz w:val="24"/>
+          <w:szCs w:val="24"/>
+          <w:shd w:fill="81D41A" w:val="clear"/>
+        </w:rPr>
+      </w:pPr>
+      <w:r>
+        <w:rPr/>
+      </w:r>
+    </w:p>
+    <w:p>
+      <w:pPr>
+        <w:pStyle w:val="Normal"/>
+        <w:bidi w:val="0"/>
+        <w:rPr>
+          <w:rStyle w:val="SourceText"/>
+          <w:rFonts w:ascii="Liberation Sans" w:hAnsi="Liberation Sans"/>
+          <w:sz w:val="24"/>
+          <w:szCs w:val="24"/>
+          <w:shd w:fill="81D41A" w:val="clear"/>
+        </w:rPr>
+      </w:pPr>
+      <w:r>
+        <w:rPr/>
+      </w:r>
+    </w:p>
+    <w:p>
+      <w:pPr>
+        <w:pStyle w:val="Normal"/>
+        <w:bidi w:val="0"/>
+        <w:rPr>
+          <w:rStyle w:val="SourceText"/>
+          <w:rFonts w:ascii="Liberation Sans" w:hAnsi="Liberation Sans"/>
+          <w:sz w:val="24"/>
+          <w:szCs w:val="24"/>
+          <w:shd w:fill="81D41A" w:val="clear"/>
+        </w:rPr>
+      </w:pPr>
+      <w:r>
+        <w:rPr/>
+      </w:r>
+    </w:p>
+    <w:p>
+      <w:pPr>
+        <w:pStyle w:val="Normal"/>
+        <w:bidi w:val="0"/>
+        <w:rPr>
+          <w:rStyle w:val="SourceText"/>
+          <w:rFonts w:ascii="Liberation Sans" w:hAnsi="Liberation Sans"/>
+          <w:sz w:val="24"/>
+          <w:szCs w:val="24"/>
+          <w:shd w:fill="81D41A" w:val="clear"/>
+        </w:rPr>
+      </w:pPr>
+      <w:r>
+        <w:rPr/>
+      </w:r>
+    </w:p>
+    <w:p>
+      <w:pPr>
+        <w:pStyle w:val="Normal"/>
+        <w:bidi w:val="0"/>
+        <w:rPr>
+          <w:rStyle w:val="SourceText"/>
+          <w:rFonts w:ascii="Liberation Sans" w:hAnsi="Liberation Sans"/>
+          <w:sz w:val="24"/>
+          <w:szCs w:val="24"/>
+          <w:shd w:fill="81D41A" w:val="clear"/>
+        </w:rPr>
+      </w:pPr>
+      <w:r>
+        <w:rPr/>
+      </w:r>
+    </w:p>
+    <w:p>
+      <w:pPr>
+        <w:pStyle w:val="Normal"/>
+        <w:bidi w:val="0"/>
+        <w:rPr>
+          <w:rStyle w:val="SourceText"/>
+          <w:rFonts w:ascii="Liberation Sans" w:hAnsi="Liberation Sans"/>
+          <w:sz w:val="24"/>
+          <w:szCs w:val="24"/>
+          <w:shd w:fill="81D41A" w:val="clear"/>
+        </w:rPr>
+      </w:pPr>
+      <w:r>
+        <w:rPr/>
+      </w:r>
+    </w:p>
+    <w:p>
+      <w:pPr>
+        <w:pStyle w:val="Normal"/>
+        <w:bidi w:val="0"/>
+        <w:rPr>
+          <w:rStyle w:val="SourceText"/>
+          <w:rFonts w:ascii="Liberation Sans" w:hAnsi="Liberation Sans"/>
+          <w:sz w:val="24"/>
+          <w:szCs w:val="24"/>
+          <w:shd w:fill="81D41A" w:val="clear"/>
+        </w:rPr>
+      </w:pPr>
+      <w:r>
+        <w:rPr/>
+      </w:r>
+    </w:p>
+    <w:p>
+      <w:pPr>
+        <w:pStyle w:val="Normal"/>
+        <w:bidi w:val="0"/>
+        <w:rPr>
+          <w:rStyle w:val="SourceText"/>
+          <w:rFonts w:ascii="Liberation Sans" w:hAnsi="Liberation Sans"/>
+          <w:sz w:val="24"/>
+          <w:szCs w:val="24"/>
+          <w:shd w:fill="81D41A" w:val="clear"/>
+        </w:rPr>
+      </w:pPr>
+      <w:r>
+        <w:rPr/>
+      </w:r>
+    </w:p>
+    <w:p>
+      <w:pPr>
+        <w:pStyle w:val="Normal"/>
+        <w:bidi w:val="0"/>
+        <w:rPr>
+          <w:rStyle w:val="SourceText"/>
+          <w:rFonts w:ascii="Liberation Sans" w:hAnsi="Liberation Sans"/>
+          <w:sz w:val="24"/>
+          <w:szCs w:val="24"/>
+          <w:shd w:fill="81D41A" w:val="clear"/>
+        </w:rPr>
+      </w:pPr>
+      <w:r>
+        <w:rPr/>
+      </w:r>
+    </w:p>
+    <w:p>
+      <w:pPr>
+        <w:pStyle w:val="Normal"/>
+        <w:bidi w:val="0"/>
+        <w:rPr>
+          <w:rStyle w:val="SourceText"/>
+          <w:rFonts w:ascii="Liberation Sans" w:hAnsi="Liberation Sans"/>
+          <w:sz w:val="24"/>
+          <w:szCs w:val="24"/>
+          <w:shd w:fill="81D41A" w:val="clear"/>
+        </w:rPr>
+      </w:pPr>
+      <w:r>
+        <w:rPr/>
+      </w:r>
+    </w:p>
+    <w:p>
+      <w:pPr>
+        <w:pStyle w:val="Normal"/>
+        <w:bidi w:val="0"/>
+        <w:rPr>
+          <w:rStyle w:val="SourceText"/>
+          <w:rFonts w:ascii="Liberation Sans" w:hAnsi="Liberation Sans"/>
+          <w:sz w:val="24"/>
+          <w:szCs w:val="24"/>
+          <w:shd w:fill="81D41A" w:val="clear"/>
+        </w:rPr>
+      </w:pPr>
+      <w:r>
+        <w:rPr/>
+      </w:r>
+    </w:p>
+    <w:p>
+      <w:pPr>
+        <w:pStyle w:val="Normal"/>
+        <w:bidi w:val="0"/>
+        <w:rPr/>
+      </w:pPr>
+      <w:r>
+        <w:rPr>
+          <w:rStyle w:val="SourceText"/>
+          <w:rFonts w:ascii="Liberation Sans" w:hAnsi="Liberation Sans"/>
+          <w:sz w:val="24"/>
+          <w:szCs w:val="24"/>
+          <w:shd w:fill="81D41A" w:val="clear"/>
+        </w:rPr>
         <w:t>server-based-loop-process.png — the 15-minute cycle</w:t>
+      </w:r>
+    </w:p>
+    <w:p>
+      <w:pPr>
+        <w:pStyle w:val="Normal"/>
+        <w:bidi w:val="0"/>
+        <w:rPr>
+          <w:rStyle w:val="SourceText"/>
+          <w:rFonts w:ascii="Liberation Sans" w:hAnsi="Liberation Sans"/>
+          <w:sz w:val="24"/>
+          <w:szCs w:val="24"/>
+          <w:shd w:fill="81D41A" w:val="clear"/>
+        </w:rPr>
+      </w:pPr>
+      <w:r>
+        <w:rPr/>
+        <w:drawing>
+          <wp:anchor distT="0" distB="0" distL="0" distR="0" simplePos="0" relativeHeight="15" behindDoc="0" locked="0" layoutInCell="0" allowOverlap="1">
+            <wp:simplePos x="0" y="0"/>
+            <wp:positionH relativeFrom="column">
+              <wp:align>center</wp:align>
+            </wp:positionH>
+            <wp:positionV relativeFrom="paragraph">
+              <wp:align>top</wp:align>
+            </wp:positionV>
+            <wp:extent cx="1374140" cy="10692130"/>
+            <wp:effectExtent l="0" t="0" r="0" b="0"/>
+            <wp:wrapSquare wrapText="largest"/>
+            <wp:docPr id="13" name="Image9"/>
+            <wp:cNvGraphicFramePr>
+              <a:graphicFrameLocks xmlns:a="http://schemas.openxmlformats.org/drawingml/2006/main" noChangeAspect="1"/>
+            </wp:cNvGraphicFramePr>
+            <a:graphic xmlns:a="http://schemas.openxmlformats.org/drawingml/2006/main">
+              <a:graphicData uri="http://schemas.openxmlformats.org/drawingml/2006/picture">
+                <pic:pic xmlns:pic="http://schemas.openxmlformats.org/drawingml/2006/picture">
+                  <pic:nvPicPr>
+                    <pic:cNvPr id="13" name="Image9"/>
+                    <pic:cNvPicPr>
+                      <a:picLocks noChangeAspect="1" noChangeArrowheads="1"/>
+                    </pic:cNvPicPr>
+                  </pic:nvPicPr>
+                  <pic:blipFill>
+                    <a:blip r:embed="rId14"/>
+                    <a:stretch>
+                      <a:fillRect/>
+                    </a:stretch>
+                  </pic:blipFill>
+                  <pic:spPr bwMode="auto">
+                    <a:xfrm>
+                      <a:off x="0" y="0"/>
+                      <a:ext cx="1374140" cy="10692130"/>
+                    </a:xfrm>
+                    <a:prstGeom prst="rect">
+                      <a:avLst/>
+                    </a:prstGeom>
+                    <a:noFill/>
+                  </pic:spPr>
+                </pic:pic>
+              </a:graphicData>
+            </a:graphic>
+          </wp:anchor>
+        </w:drawing>
+      </w:r>
+    </w:p>
+    <w:p>
+      <w:pPr>
+        <w:pStyle w:val="Normal"/>
+        <w:bidi w:val="0"/>
+        <w:rPr>
+          <w:rStyle w:val="SourceText"/>
+          <w:rFonts w:ascii="Liberation Sans" w:hAnsi="Liberation Sans"/>
+          <w:sz w:val="24"/>
+          <w:szCs w:val="24"/>
+          <w:shd w:fill="81D41A" w:val="clear"/>
+        </w:rPr>
+      </w:pPr>
+      <w:r>
+        <w:rPr/>
+      </w:r>
+    </w:p>
+    <w:p>
+      <w:pPr>
+        <w:pStyle w:val="Normal"/>
+        <w:bidi w:val="0"/>
+        <w:rPr>
+          <w:rStyle w:val="SourceText"/>
+          <w:rFonts w:ascii="Liberation Sans" w:hAnsi="Liberation Sans"/>
+          <w:sz w:val="24"/>
+          <w:szCs w:val="24"/>
+          <w:shd w:fill="81D41A" w:val="clear"/>
+        </w:rPr>
+      </w:pPr>
+      <w:r>
+        <w:rPr/>
+      </w:r>
+    </w:p>
+    <w:p>
+      <w:pPr>
+        <w:pStyle w:val="Normal"/>
+        <w:bidi w:val="0"/>
+        <w:rPr>
+          <w:rStyle w:val="SourceText"/>
+          <w:rFonts w:ascii="Liberation Sans" w:hAnsi="Liberation Sans"/>
+          <w:sz w:val="24"/>
+          <w:szCs w:val="24"/>
+          <w:shd w:fill="81D41A" w:val="clear"/>
+        </w:rPr>
+      </w:pPr>
+      <w:r>
+        <w:rPr/>
+      </w:r>
+    </w:p>
+    <w:p>
+      <w:pPr>
+        <w:pStyle w:val="Normal"/>
+        <w:bidi w:val="0"/>
+        <w:rPr>
+          <w:rStyle w:val="SourceText"/>
+          <w:rFonts w:ascii="Liberation Sans" w:hAnsi="Liberation Sans"/>
+          <w:sz w:val="24"/>
+          <w:szCs w:val="24"/>
+          <w:shd w:fill="81D41A" w:val="clear"/>
+        </w:rPr>
+      </w:pPr>
+      <w:r>
+        <w:rPr/>
+      </w:r>
+    </w:p>
+    <w:p>
+      <w:pPr>
+        <w:pStyle w:val="Normal"/>
+        <w:bidi w:val="0"/>
+        <w:rPr>
+          <w:rStyle w:val="SourceText"/>
+          <w:rFonts w:ascii="Liberation Sans" w:hAnsi="Liberation Sans"/>
+          <w:sz w:val="24"/>
+          <w:szCs w:val="24"/>
+          <w:shd w:fill="81D41A" w:val="clear"/>
+        </w:rPr>
+      </w:pPr>
+      <w:r>
+        <w:rPr/>
+      </w:r>
+    </w:p>
+    <w:p>
+      <w:pPr>
+        <w:pStyle w:val="Normal"/>
+        <w:bidi w:val="0"/>
+        <w:rPr>
+          <w:rStyle w:val="SourceText"/>
+          <w:rFonts w:ascii="Liberation Sans" w:hAnsi="Liberation Sans"/>
+          <w:sz w:val="24"/>
+          <w:szCs w:val="24"/>
+          <w:shd w:fill="81D41A" w:val="clear"/>
+        </w:rPr>
+      </w:pPr>
+      <w:r>
+        <w:rPr/>
+      </w:r>
+    </w:p>
+    <w:p>
+      <w:pPr>
+        <w:pStyle w:val="Normal"/>
+        <w:bidi w:val="0"/>
+        <w:rPr>
+          <w:rStyle w:val="SourceText"/>
+          <w:rFonts w:ascii="Liberation Sans" w:hAnsi="Liberation Sans"/>
+          <w:sz w:val="24"/>
+          <w:szCs w:val="24"/>
+          <w:shd w:fill="81D41A" w:val="clear"/>
+        </w:rPr>
+      </w:pPr>
+      <w:r>
+        <w:rPr/>
+      </w:r>
+    </w:p>
+    <w:p>
+      <w:pPr>
+        <w:pStyle w:val="Normal"/>
+        <w:bidi w:val="0"/>
+        <w:rPr>
+          <w:rStyle w:val="SourceText"/>
+          <w:rFonts w:ascii="Liberation Sans" w:hAnsi="Liberation Sans"/>
+          <w:sz w:val="24"/>
+          <w:szCs w:val="24"/>
+          <w:shd w:fill="81D41A" w:val="clear"/>
+        </w:rPr>
+      </w:pPr>
+      <w:r>
+        <w:rPr/>
+      </w:r>
+    </w:p>
+    <w:p>
+      <w:pPr>
+        <w:pStyle w:val="Normal"/>
+        <w:bidi w:val="0"/>
+        <w:rPr>
+          <w:rStyle w:val="SourceText"/>
+          <w:rFonts w:ascii="Liberation Sans" w:hAnsi="Liberation Sans"/>
+          <w:sz w:val="24"/>
+          <w:szCs w:val="24"/>
+          <w:shd w:fill="81D41A" w:val="clear"/>
+        </w:rPr>
+      </w:pPr>
+      <w:r>
+        <w:rPr/>
+      </w:r>
+    </w:p>
+    <w:p>
+      <w:pPr>
+        <w:pStyle w:val="Normal"/>
+        <w:bidi w:val="0"/>
+        <w:rPr>
+          <w:rStyle w:val="SourceText"/>
+          <w:rFonts w:ascii="Liberation Sans" w:hAnsi="Liberation Sans"/>
+          <w:sz w:val="24"/>
+          <w:szCs w:val="24"/>
+          <w:shd w:fill="81D41A" w:val="clear"/>
+        </w:rPr>
+      </w:pPr>
+      <w:r>
+        <w:rPr/>
+      </w:r>
+    </w:p>
+    <w:p>
+      <w:pPr>
+        <w:pStyle w:val="Normal"/>
+        <w:bidi w:val="0"/>
+        <w:rPr>
+          <w:rStyle w:val="SourceText"/>
+          <w:rFonts w:ascii="Liberation Sans" w:hAnsi="Liberation Sans"/>
+          <w:sz w:val="24"/>
+          <w:szCs w:val="24"/>
+          <w:shd w:fill="81D41A" w:val="clear"/>
+        </w:rPr>
+      </w:pPr>
+      <w:r>
+        <w:rPr/>
+      </w:r>
+    </w:p>
+    <w:p>
+      <w:pPr>
+        <w:pStyle w:val="Normal"/>
+        <w:bidi w:val="0"/>
+        <w:rPr>
+          <w:rStyle w:val="SourceText"/>
+          <w:rFonts w:ascii="Liberation Sans" w:hAnsi="Liberation Sans"/>
+          <w:sz w:val="24"/>
+          <w:szCs w:val="24"/>
+          <w:shd w:fill="81D41A" w:val="clear"/>
+        </w:rPr>
+      </w:pPr>
+      <w:r>
+        <w:rPr/>
+      </w:r>
+    </w:p>
+    <w:p>
+      <w:pPr>
+        <w:pStyle w:val="Normal"/>
+        <w:bidi w:val="0"/>
+        <w:rPr>
+          <w:rStyle w:val="SourceText"/>
+          <w:rFonts w:ascii="Liberation Sans" w:hAnsi="Liberation Sans"/>
+          <w:sz w:val="24"/>
+          <w:szCs w:val="24"/>
+          <w:shd w:fill="81D41A" w:val="clear"/>
+        </w:rPr>
+      </w:pPr>
+      <w:r>
+        <w:rPr/>
+      </w:r>
+    </w:p>
+    <w:p>
+      <w:pPr>
+        <w:pStyle w:val="Normal"/>
+        <w:bidi w:val="0"/>
+        <w:rPr>
+          <w:rStyle w:val="SourceText"/>
+          <w:rFonts w:ascii="Liberation Sans" w:hAnsi="Liberation Sans"/>
+          <w:sz w:val="24"/>
+          <w:szCs w:val="24"/>
+          <w:shd w:fill="81D41A" w:val="clear"/>
+        </w:rPr>
+      </w:pPr>
+      <w:r>
+        <w:rPr/>
+      </w:r>
+    </w:p>
+    <w:p>
+      <w:pPr>
+        <w:pStyle w:val="Normal"/>
+        <w:bidi w:val="0"/>
+        <w:rPr>
+          <w:rStyle w:val="SourceText"/>
+          <w:rFonts w:ascii="Liberation Sans" w:hAnsi="Liberation Sans"/>
+          <w:sz w:val="24"/>
+          <w:szCs w:val="24"/>
+          <w:shd w:fill="81D41A" w:val="clear"/>
+        </w:rPr>
+      </w:pPr>
+      <w:r>
+        <w:rPr/>
+      </w:r>
+    </w:p>
+    <w:p>
+      <w:pPr>
+        <w:pStyle w:val="Normal"/>
+        <w:bidi w:val="0"/>
+        <w:rPr>
+          <w:rStyle w:val="SourceText"/>
+          <w:rFonts w:ascii="Liberation Sans" w:hAnsi="Liberation Sans"/>
+          <w:sz w:val="24"/>
+          <w:szCs w:val="24"/>
+          <w:shd w:fill="81D41A" w:val="clear"/>
+        </w:rPr>
+      </w:pPr>
+      <w:r>
+        <w:rPr/>
+      </w:r>
+    </w:p>
+    <w:p>
+      <w:pPr>
+        <w:pStyle w:val="Normal"/>
+        <w:bidi w:val="0"/>
+        <w:rPr>
+          <w:rStyle w:val="SourceText"/>
+          <w:rFonts w:ascii="Liberation Sans" w:hAnsi="Liberation Sans"/>
+          <w:sz w:val="24"/>
+          <w:szCs w:val="24"/>
+          <w:shd w:fill="81D41A" w:val="clear"/>
+        </w:rPr>
+      </w:pPr>
+      <w:r>
+        <w:rPr/>
+      </w:r>
+    </w:p>
+    <w:p>
+      <w:pPr>
+        <w:pStyle w:val="Normal"/>
+        <w:bidi w:val="0"/>
+        <w:rPr>
+          <w:rStyle w:val="SourceText"/>
+          <w:rFonts w:ascii="Liberation Sans" w:hAnsi="Liberation Sans"/>
+          <w:sz w:val="24"/>
+          <w:szCs w:val="24"/>
+          <w:shd w:fill="81D41A" w:val="clear"/>
+        </w:rPr>
+      </w:pPr>
+      <w:r>
+        <w:rPr/>
+      </w:r>
+    </w:p>
+    <w:p>
+      <w:pPr>
+        <w:pStyle w:val="Normal"/>
+        <w:bidi w:val="0"/>
+        <w:rPr>
+          <w:rStyle w:val="SourceText"/>
+          <w:rFonts w:ascii="Liberation Sans" w:hAnsi="Liberation Sans"/>
+          <w:sz w:val="24"/>
+          <w:szCs w:val="24"/>
+          <w:shd w:fill="81D41A" w:val="clear"/>
+        </w:rPr>
+      </w:pPr>
+      <w:r>
+        <w:rPr/>
+      </w:r>
+    </w:p>
+    <w:p>
+      <w:pPr>
+        <w:pStyle w:val="Normal"/>
+        <w:bidi w:val="0"/>
+        <w:rPr>
+          <w:rStyle w:val="SourceText"/>
+          <w:rFonts w:ascii="Liberation Sans" w:hAnsi="Liberation Sans"/>
+          <w:sz w:val="24"/>
+          <w:szCs w:val="24"/>
+          <w:shd w:fill="81D41A" w:val="clear"/>
+        </w:rPr>
+      </w:pPr>
+      <w:r>
+        <w:rPr/>
+      </w:r>
+    </w:p>
+    <w:p>
+      <w:pPr>
+        <w:pStyle w:val="Normal"/>
+        <w:bidi w:val="0"/>
+        <w:rPr>
+          <w:rStyle w:val="SourceText"/>
+          <w:rFonts w:ascii="Liberation Sans" w:hAnsi="Liberation Sans"/>
+          <w:sz w:val="24"/>
+          <w:szCs w:val="24"/>
+          <w:shd w:fill="81D41A" w:val="clear"/>
+        </w:rPr>
+      </w:pPr>
+      <w:r>
+        <w:rPr/>
+      </w:r>
+    </w:p>
+    <w:p>
+      <w:pPr>
+        <w:pStyle w:val="Normal"/>
+        <w:bidi w:val="0"/>
+        <w:rPr>
+          <w:rStyle w:val="SourceText"/>
+          <w:rFonts w:ascii="Liberation Sans" w:hAnsi="Liberation Sans"/>
+          <w:sz w:val="24"/>
+          <w:szCs w:val="24"/>
+          <w:shd w:fill="81D41A" w:val="clear"/>
+        </w:rPr>
+      </w:pPr>
+      <w:r>
+        <w:rPr/>
+      </w:r>
+    </w:p>
+    <w:p>
+      <w:pPr>
+        <w:pStyle w:val="Normal"/>
+        <w:bidi w:val="0"/>
+        <w:rPr>
+          <w:rStyle w:val="SourceText"/>
+          <w:rFonts w:ascii="Liberation Sans" w:hAnsi="Liberation Sans"/>
+          <w:sz w:val="24"/>
+          <w:szCs w:val="24"/>
+          <w:shd w:fill="81D41A" w:val="clear"/>
+        </w:rPr>
+      </w:pPr>
+      <w:r>
+        <w:rPr/>
+      </w:r>
+    </w:p>
+    <w:p>
+      <w:pPr>
+        <w:pStyle w:val="Normal"/>
+        <w:bidi w:val="0"/>
+        <w:rPr>
+          <w:rStyle w:val="SourceText"/>
+          <w:rFonts w:ascii="Liberation Sans" w:hAnsi="Liberation Sans"/>
+          <w:sz w:val="24"/>
+          <w:szCs w:val="24"/>
+          <w:shd w:fill="81D41A" w:val="clear"/>
+        </w:rPr>
+      </w:pPr>
+      <w:r>
+        <w:rPr/>
+      </w:r>
+    </w:p>
+    <w:p>
+      <w:pPr>
+        <w:pStyle w:val="Normal"/>
+        <w:bidi w:val="0"/>
+        <w:rPr>
+          <w:rStyle w:val="SourceText"/>
+          <w:rFonts w:ascii="Liberation Sans" w:hAnsi="Liberation Sans"/>
+          <w:sz w:val="24"/>
+          <w:szCs w:val="24"/>
+          <w:shd w:fill="81D41A" w:val="clear"/>
+        </w:rPr>
+      </w:pPr>
+      <w:r>
+        <w:rPr/>
+      </w:r>
+    </w:p>
+    <w:p>
+      <w:pPr>
+        <w:pStyle w:val="Normal"/>
+        <w:bidi w:val="0"/>
+        <w:rPr>
+          <w:rStyle w:val="SourceText"/>
+          <w:rFonts w:ascii="Liberation Sans" w:hAnsi="Liberation Sans"/>
+          <w:sz w:val="24"/>
+          <w:szCs w:val="24"/>
+          <w:shd w:fill="81D41A" w:val="clear"/>
+        </w:rPr>
+      </w:pPr>
+      <w:r>
+        <w:rPr/>
+      </w:r>
+    </w:p>
+    <w:p>
+      <w:pPr>
+        <w:pStyle w:val="Normal"/>
+        <w:bidi w:val="0"/>
+        <w:rPr>
+          <w:rStyle w:val="SourceText"/>
+          <w:rFonts w:ascii="Liberation Sans" w:hAnsi="Liberation Sans"/>
+          <w:sz w:val="24"/>
+          <w:szCs w:val="24"/>
+          <w:shd w:fill="81D41A" w:val="clear"/>
+        </w:rPr>
+      </w:pPr>
+      <w:r>
+        <w:rPr/>
+      </w:r>
+    </w:p>
+    <w:p>
+      <w:pPr>
+        <w:pStyle w:val="Normal"/>
+        <w:bidi w:val="0"/>
+        <w:rPr>
+          <w:rStyle w:val="SourceText"/>
+          <w:rFonts w:ascii="Liberation Sans" w:hAnsi="Liberation Sans"/>
+          <w:sz w:val="24"/>
+          <w:szCs w:val="24"/>
+          <w:shd w:fill="81D41A" w:val="clear"/>
+        </w:rPr>
+      </w:pPr>
+      <w:r>
+        <w:rPr/>
       </w:r>
     </w:p>
     <w:p>
@@ -17254,6 +19613,558 @@
           <w:sz w:val="32"/>
           <w:szCs w:val="32"/>
         </w:rPr>
+        <w:drawing>
+          <wp:anchor distT="0" distB="0" distL="0" distR="0" simplePos="0" relativeHeight="16" behindDoc="0" locked="0" layoutInCell="0" allowOverlap="1">
+            <wp:simplePos x="0" y="0"/>
+            <wp:positionH relativeFrom="column">
+              <wp:align>center</wp:align>
+            </wp:positionH>
+            <wp:positionV relativeFrom="paragraph">
+              <wp:align>top</wp:align>
+            </wp:positionV>
+            <wp:extent cx="2645410" cy="10692130"/>
+            <wp:effectExtent l="0" t="0" r="0" b="0"/>
+            <wp:wrapSquare wrapText="largest"/>
+            <wp:docPr id="14" name="Image10"/>
+            <wp:cNvGraphicFramePr>
+              <a:graphicFrameLocks xmlns:a="http://schemas.openxmlformats.org/drawingml/2006/main" noChangeAspect="1"/>
+            </wp:cNvGraphicFramePr>
+            <a:graphic xmlns:a="http://schemas.openxmlformats.org/drawingml/2006/main">
+              <a:graphicData uri="http://schemas.openxmlformats.org/drawingml/2006/picture">
+                <pic:pic xmlns:pic="http://schemas.openxmlformats.org/drawingml/2006/picture">
+                  <pic:nvPicPr>
+                    <pic:cNvPr id="14" name="Image10"/>
+                    <pic:cNvPicPr>
+                      <a:picLocks noChangeAspect="1" noChangeArrowheads="1"/>
+                    </pic:cNvPicPr>
+                  </pic:nvPicPr>
+                  <pic:blipFill>
+                    <a:blip r:embed="rId15"/>
+                    <a:stretch>
+                      <a:fillRect/>
+                    </a:stretch>
+                  </pic:blipFill>
+                  <pic:spPr bwMode="auto">
+                    <a:xfrm>
+                      <a:off x="0" y="0"/>
+                      <a:ext cx="2645410" cy="10692130"/>
+                    </a:xfrm>
+                    <a:prstGeom prst="rect">
+                      <a:avLst/>
+                    </a:prstGeom>
+                    <a:noFill/>
+                  </pic:spPr>
+                </pic:pic>
+              </a:graphicData>
+            </a:graphic>
+          </wp:anchor>
+        </w:drawing>
+      </w:r>
+    </w:p>
+    <w:p>
+      <w:pPr>
+        <w:pStyle w:val="Normal"/>
+        <w:bidi w:val="0"/>
+        <w:rPr>
+          <w:rStyle w:val="SourceText"/>
+          <w:rFonts w:ascii="Liberation Sans" w:hAnsi="Liberation Sans"/>
+          <w:b/>
+          <w:bCs/>
+          <w:sz w:val="32"/>
+          <w:szCs w:val="32"/>
+        </w:rPr>
+      </w:pPr>
+      <w:r>
+        <w:rPr>
+          <w:rFonts w:ascii="Liberation Sans" w:hAnsi="Liberation Sans"/>
+          <w:b/>
+          <w:bCs/>
+          <w:sz w:val="32"/>
+          <w:szCs w:val="32"/>
+        </w:rPr>
+      </w:r>
+    </w:p>
+    <w:p>
+      <w:pPr>
+        <w:pStyle w:val="Normal"/>
+        <w:bidi w:val="0"/>
+        <w:rPr>
+          <w:rStyle w:val="SourceText"/>
+          <w:rFonts w:ascii="Liberation Sans" w:hAnsi="Liberation Sans"/>
+          <w:b/>
+          <w:bCs/>
+          <w:sz w:val="32"/>
+          <w:szCs w:val="32"/>
+        </w:rPr>
+      </w:pPr>
+      <w:r>
+        <w:rPr>
+          <w:rFonts w:ascii="Liberation Sans" w:hAnsi="Liberation Sans"/>
+          <w:b/>
+          <w:bCs/>
+          <w:sz w:val="32"/>
+          <w:szCs w:val="32"/>
+        </w:rPr>
+      </w:r>
+    </w:p>
+    <w:p>
+      <w:pPr>
+        <w:pStyle w:val="Normal"/>
+        <w:bidi w:val="0"/>
+        <w:rPr>
+          <w:rStyle w:val="SourceText"/>
+          <w:rFonts w:ascii="Liberation Sans" w:hAnsi="Liberation Sans"/>
+          <w:b/>
+          <w:bCs/>
+          <w:sz w:val="32"/>
+          <w:szCs w:val="32"/>
+        </w:rPr>
+      </w:pPr>
+      <w:r>
+        <w:rPr>
+          <w:rFonts w:ascii="Liberation Sans" w:hAnsi="Liberation Sans"/>
+          <w:b/>
+          <w:bCs/>
+          <w:sz w:val="32"/>
+          <w:szCs w:val="32"/>
+        </w:rPr>
+      </w:r>
+    </w:p>
+    <w:p>
+      <w:pPr>
+        <w:pStyle w:val="Normal"/>
+        <w:bidi w:val="0"/>
+        <w:rPr>
+          <w:rStyle w:val="SourceText"/>
+          <w:rFonts w:ascii="Liberation Sans" w:hAnsi="Liberation Sans"/>
+          <w:b/>
+          <w:bCs/>
+          <w:sz w:val="32"/>
+          <w:szCs w:val="32"/>
+        </w:rPr>
+      </w:pPr>
+      <w:r>
+        <w:rPr>
+          <w:rFonts w:ascii="Liberation Sans" w:hAnsi="Liberation Sans"/>
+          <w:b/>
+          <w:bCs/>
+          <w:sz w:val="32"/>
+          <w:szCs w:val="32"/>
+        </w:rPr>
+      </w:r>
+    </w:p>
+    <w:p>
+      <w:pPr>
+        <w:pStyle w:val="Normal"/>
+        <w:bidi w:val="0"/>
+        <w:rPr>
+          <w:rStyle w:val="SourceText"/>
+          <w:rFonts w:ascii="Liberation Sans" w:hAnsi="Liberation Sans"/>
+          <w:b/>
+          <w:bCs/>
+          <w:sz w:val="32"/>
+          <w:szCs w:val="32"/>
+        </w:rPr>
+      </w:pPr>
+      <w:r>
+        <w:rPr>
+          <w:rFonts w:ascii="Liberation Sans" w:hAnsi="Liberation Sans"/>
+          <w:b/>
+          <w:bCs/>
+          <w:sz w:val="32"/>
+          <w:szCs w:val="32"/>
+        </w:rPr>
+      </w:r>
+    </w:p>
+    <w:p>
+      <w:pPr>
+        <w:pStyle w:val="Normal"/>
+        <w:bidi w:val="0"/>
+        <w:rPr>
+          <w:rStyle w:val="SourceText"/>
+          <w:rFonts w:ascii="Liberation Sans" w:hAnsi="Liberation Sans"/>
+          <w:b/>
+          <w:bCs/>
+          <w:sz w:val="32"/>
+          <w:szCs w:val="32"/>
+        </w:rPr>
+      </w:pPr>
+      <w:r>
+        <w:rPr>
+          <w:rFonts w:ascii="Liberation Sans" w:hAnsi="Liberation Sans"/>
+          <w:b/>
+          <w:bCs/>
+          <w:sz w:val="32"/>
+          <w:szCs w:val="32"/>
+        </w:rPr>
+      </w:r>
+    </w:p>
+    <w:p>
+      <w:pPr>
+        <w:pStyle w:val="Normal"/>
+        <w:bidi w:val="0"/>
+        <w:rPr>
+          <w:rStyle w:val="SourceText"/>
+          <w:rFonts w:ascii="Liberation Sans" w:hAnsi="Liberation Sans"/>
+          <w:b/>
+          <w:bCs/>
+          <w:sz w:val="32"/>
+          <w:szCs w:val="32"/>
+        </w:rPr>
+      </w:pPr>
+      <w:r>
+        <w:rPr>
+          <w:rFonts w:ascii="Liberation Sans" w:hAnsi="Liberation Sans"/>
+          <w:b/>
+          <w:bCs/>
+          <w:sz w:val="32"/>
+          <w:szCs w:val="32"/>
+        </w:rPr>
+      </w:r>
+    </w:p>
+    <w:p>
+      <w:pPr>
+        <w:pStyle w:val="Normal"/>
+        <w:bidi w:val="0"/>
+        <w:rPr>
+          <w:rStyle w:val="SourceText"/>
+          <w:rFonts w:ascii="Liberation Sans" w:hAnsi="Liberation Sans"/>
+          <w:b/>
+          <w:bCs/>
+          <w:sz w:val="32"/>
+          <w:szCs w:val="32"/>
+        </w:rPr>
+      </w:pPr>
+      <w:r>
+        <w:rPr>
+          <w:rFonts w:ascii="Liberation Sans" w:hAnsi="Liberation Sans"/>
+          <w:b/>
+          <w:bCs/>
+          <w:sz w:val="32"/>
+          <w:szCs w:val="32"/>
+        </w:rPr>
+      </w:r>
+    </w:p>
+    <w:p>
+      <w:pPr>
+        <w:pStyle w:val="Normal"/>
+        <w:bidi w:val="0"/>
+        <w:rPr>
+          <w:rStyle w:val="SourceText"/>
+          <w:rFonts w:ascii="Liberation Sans" w:hAnsi="Liberation Sans"/>
+          <w:b/>
+          <w:bCs/>
+          <w:sz w:val="32"/>
+          <w:szCs w:val="32"/>
+        </w:rPr>
+      </w:pPr>
+      <w:r>
+        <w:rPr>
+          <w:rFonts w:ascii="Liberation Sans" w:hAnsi="Liberation Sans"/>
+          <w:b/>
+          <w:bCs/>
+          <w:sz w:val="32"/>
+          <w:szCs w:val="32"/>
+        </w:rPr>
+      </w:r>
+    </w:p>
+    <w:p>
+      <w:pPr>
+        <w:pStyle w:val="Normal"/>
+        <w:bidi w:val="0"/>
+        <w:rPr>
+          <w:rStyle w:val="SourceText"/>
+          <w:rFonts w:ascii="Liberation Sans" w:hAnsi="Liberation Sans"/>
+          <w:b/>
+          <w:bCs/>
+          <w:sz w:val="32"/>
+          <w:szCs w:val="32"/>
+        </w:rPr>
+      </w:pPr>
+      <w:r>
+        <w:rPr>
+          <w:rFonts w:ascii="Liberation Sans" w:hAnsi="Liberation Sans"/>
+          <w:b/>
+          <w:bCs/>
+          <w:sz w:val="32"/>
+          <w:szCs w:val="32"/>
+        </w:rPr>
+      </w:r>
+    </w:p>
+    <w:p>
+      <w:pPr>
+        <w:pStyle w:val="Normal"/>
+        <w:bidi w:val="0"/>
+        <w:rPr>
+          <w:rStyle w:val="SourceText"/>
+          <w:rFonts w:ascii="Liberation Sans" w:hAnsi="Liberation Sans"/>
+          <w:b/>
+          <w:bCs/>
+          <w:sz w:val="32"/>
+          <w:szCs w:val="32"/>
+        </w:rPr>
+      </w:pPr>
+      <w:r>
+        <w:rPr>
+          <w:rFonts w:ascii="Liberation Sans" w:hAnsi="Liberation Sans"/>
+          <w:b/>
+          <w:bCs/>
+          <w:sz w:val="32"/>
+          <w:szCs w:val="32"/>
+        </w:rPr>
+      </w:r>
+    </w:p>
+    <w:p>
+      <w:pPr>
+        <w:pStyle w:val="Normal"/>
+        <w:bidi w:val="0"/>
+        <w:rPr>
+          <w:rStyle w:val="SourceText"/>
+          <w:rFonts w:ascii="Liberation Sans" w:hAnsi="Liberation Sans"/>
+          <w:b/>
+          <w:bCs/>
+          <w:sz w:val="32"/>
+          <w:szCs w:val="32"/>
+        </w:rPr>
+      </w:pPr>
+      <w:r>
+        <w:rPr>
+          <w:rFonts w:ascii="Liberation Sans" w:hAnsi="Liberation Sans"/>
+          <w:b/>
+          <w:bCs/>
+          <w:sz w:val="32"/>
+          <w:szCs w:val="32"/>
+        </w:rPr>
+      </w:r>
+    </w:p>
+    <w:p>
+      <w:pPr>
+        <w:pStyle w:val="Normal"/>
+        <w:bidi w:val="0"/>
+        <w:rPr>
+          <w:rStyle w:val="SourceText"/>
+          <w:rFonts w:ascii="Liberation Sans" w:hAnsi="Liberation Sans"/>
+          <w:b/>
+          <w:bCs/>
+          <w:sz w:val="32"/>
+          <w:szCs w:val="32"/>
+        </w:rPr>
+      </w:pPr>
+      <w:r>
+        <w:rPr>
+          <w:rFonts w:ascii="Liberation Sans" w:hAnsi="Liberation Sans"/>
+          <w:b/>
+          <w:bCs/>
+          <w:sz w:val="32"/>
+          <w:szCs w:val="32"/>
+        </w:rPr>
+      </w:r>
+    </w:p>
+    <w:p>
+      <w:pPr>
+        <w:pStyle w:val="Normal"/>
+        <w:bidi w:val="0"/>
+        <w:rPr>
+          <w:rStyle w:val="SourceText"/>
+          <w:rFonts w:ascii="Liberation Sans" w:hAnsi="Liberation Sans"/>
+          <w:b/>
+          <w:bCs/>
+          <w:sz w:val="32"/>
+          <w:szCs w:val="32"/>
+        </w:rPr>
+      </w:pPr>
+      <w:r>
+        <w:rPr>
+          <w:rFonts w:ascii="Liberation Sans" w:hAnsi="Liberation Sans"/>
+          <w:b/>
+          <w:bCs/>
+          <w:sz w:val="32"/>
+          <w:szCs w:val="32"/>
+        </w:rPr>
+      </w:r>
+    </w:p>
+    <w:p>
+      <w:pPr>
+        <w:pStyle w:val="Normal"/>
+        <w:bidi w:val="0"/>
+        <w:rPr>
+          <w:rStyle w:val="SourceText"/>
+          <w:rFonts w:ascii="Liberation Sans" w:hAnsi="Liberation Sans"/>
+          <w:b/>
+          <w:bCs/>
+          <w:sz w:val="32"/>
+          <w:szCs w:val="32"/>
+        </w:rPr>
+      </w:pPr>
+      <w:r>
+        <w:rPr>
+          <w:rFonts w:ascii="Liberation Sans" w:hAnsi="Liberation Sans"/>
+          <w:b/>
+          <w:bCs/>
+          <w:sz w:val="32"/>
+          <w:szCs w:val="32"/>
+        </w:rPr>
+      </w:r>
+    </w:p>
+    <w:p>
+      <w:pPr>
+        <w:pStyle w:val="Normal"/>
+        <w:bidi w:val="0"/>
+        <w:rPr>
+          <w:rStyle w:val="SourceText"/>
+          <w:rFonts w:ascii="Liberation Sans" w:hAnsi="Liberation Sans"/>
+          <w:b/>
+          <w:bCs/>
+          <w:sz w:val="32"/>
+          <w:szCs w:val="32"/>
+        </w:rPr>
+      </w:pPr>
+      <w:r>
+        <w:rPr>
+          <w:rFonts w:ascii="Liberation Sans" w:hAnsi="Liberation Sans"/>
+          <w:b/>
+          <w:bCs/>
+          <w:sz w:val="32"/>
+          <w:szCs w:val="32"/>
+        </w:rPr>
+      </w:r>
+    </w:p>
+    <w:p>
+      <w:pPr>
+        <w:pStyle w:val="Normal"/>
+        <w:bidi w:val="0"/>
+        <w:rPr>
+          <w:rStyle w:val="SourceText"/>
+          <w:rFonts w:ascii="Liberation Sans" w:hAnsi="Liberation Sans"/>
+          <w:b/>
+          <w:bCs/>
+          <w:sz w:val="32"/>
+          <w:szCs w:val="32"/>
+        </w:rPr>
+      </w:pPr>
+      <w:r>
+        <w:rPr>
+          <w:rFonts w:ascii="Liberation Sans" w:hAnsi="Liberation Sans"/>
+          <w:b/>
+          <w:bCs/>
+          <w:sz w:val="32"/>
+          <w:szCs w:val="32"/>
+        </w:rPr>
+      </w:r>
+    </w:p>
+    <w:p>
+      <w:pPr>
+        <w:pStyle w:val="Normal"/>
+        <w:bidi w:val="0"/>
+        <w:rPr>
+          <w:rStyle w:val="SourceText"/>
+          <w:rFonts w:ascii="Liberation Sans" w:hAnsi="Liberation Sans"/>
+          <w:b/>
+          <w:bCs/>
+          <w:sz w:val="32"/>
+          <w:szCs w:val="32"/>
+        </w:rPr>
+      </w:pPr>
+      <w:r>
+        <w:rPr>
+          <w:rFonts w:ascii="Liberation Sans" w:hAnsi="Liberation Sans"/>
+          <w:b/>
+          <w:bCs/>
+          <w:sz w:val="32"/>
+          <w:szCs w:val="32"/>
+        </w:rPr>
+      </w:r>
+    </w:p>
+    <w:p>
+      <w:pPr>
+        <w:pStyle w:val="Normal"/>
+        <w:bidi w:val="0"/>
+        <w:rPr>
+          <w:rStyle w:val="SourceText"/>
+          <w:rFonts w:ascii="Liberation Sans" w:hAnsi="Liberation Sans"/>
+          <w:b/>
+          <w:bCs/>
+          <w:sz w:val="32"/>
+          <w:szCs w:val="32"/>
+        </w:rPr>
+      </w:pPr>
+      <w:r>
+        <w:rPr>
+          <w:rFonts w:ascii="Liberation Sans" w:hAnsi="Liberation Sans"/>
+          <w:b/>
+          <w:bCs/>
+          <w:sz w:val="32"/>
+          <w:szCs w:val="32"/>
+        </w:rPr>
+      </w:r>
+    </w:p>
+    <w:p>
+      <w:pPr>
+        <w:pStyle w:val="Normal"/>
+        <w:bidi w:val="0"/>
+        <w:rPr>
+          <w:rStyle w:val="SourceText"/>
+          <w:rFonts w:ascii="Liberation Sans" w:hAnsi="Liberation Sans"/>
+          <w:b/>
+          <w:bCs/>
+          <w:sz w:val="32"/>
+          <w:szCs w:val="32"/>
+        </w:rPr>
+      </w:pPr>
+      <w:r>
+        <w:rPr>
+          <w:rFonts w:ascii="Liberation Sans" w:hAnsi="Liberation Sans"/>
+          <w:b/>
+          <w:bCs/>
+          <w:sz w:val="32"/>
+          <w:szCs w:val="32"/>
+        </w:rPr>
+      </w:r>
+    </w:p>
+    <w:p>
+      <w:pPr>
+        <w:pStyle w:val="Normal"/>
+        <w:bidi w:val="0"/>
+        <w:rPr>
+          <w:rStyle w:val="SourceText"/>
+          <w:rFonts w:ascii="Liberation Sans" w:hAnsi="Liberation Sans"/>
+          <w:b/>
+          <w:bCs/>
+          <w:sz w:val="32"/>
+          <w:szCs w:val="32"/>
+        </w:rPr>
+      </w:pPr>
+      <w:r>
+        <w:rPr>
+          <w:rFonts w:ascii="Liberation Sans" w:hAnsi="Liberation Sans"/>
+          <w:b/>
+          <w:bCs/>
+          <w:sz w:val="32"/>
+          <w:szCs w:val="32"/>
+        </w:rPr>
+      </w:r>
+    </w:p>
+    <w:p>
+      <w:pPr>
+        <w:pStyle w:val="Normal"/>
+        <w:bidi w:val="0"/>
+        <w:rPr>
+          <w:rStyle w:val="SourceText"/>
+          <w:rFonts w:ascii="Liberation Sans" w:hAnsi="Liberation Sans"/>
+          <w:b/>
+          <w:bCs/>
+          <w:sz w:val="32"/>
+          <w:szCs w:val="32"/>
+        </w:rPr>
+      </w:pPr>
+      <w:r>
+        <w:rPr>
+          <w:rFonts w:ascii="Liberation Sans" w:hAnsi="Liberation Sans"/>
+          <w:b/>
+          <w:bCs/>
+          <w:sz w:val="32"/>
+          <w:szCs w:val="32"/>
+        </w:rPr>
       </w:r>
     </w:p>
     <w:p>
@@ -17297,7 +20208,25 @@
           <w:sz w:val="24"/>
           <w:szCs w:val="24"/>
         </w:rPr>
-        <w:t>Figur nedunder viser systemets endpoints, opdelt i tre grupper: system-endpoints til modtagelse af data, dashboard-endpoints til visning og debug-endpoints til test og fejlfinding.</w:t>
+        <w:t xml:space="preserve">Figur </w:t>
+      </w:r>
+      <w:r>
+        <w:rPr>
+          <w:rStyle w:val="SourceText"/>
+          <w:rFonts w:ascii="Liberation Sans" w:hAnsi="Liberation Sans"/>
+          <w:sz w:val="24"/>
+          <w:szCs w:val="24"/>
+        </w:rPr>
+        <w:t xml:space="preserve">i bilag 3 </w:t>
+      </w:r>
+      <w:r>
+        <w:rPr>
+          <w:rStyle w:val="SourceText"/>
+          <w:rFonts w:ascii="Liberation Sans" w:hAnsi="Liberation Sans"/>
+          <w:sz w:val="24"/>
+          <w:szCs w:val="24"/>
+        </w:rPr>
+        <w:t>viser systemets endpoints, opdelt i tre grupper: system-endpoints til modtagelse af data, dashboard-endpoints til visning og debug-endpoints til test og fejlfinding.</w:t>
       </w:r>
     </w:p>
     <w:p>
@@ -20439,7 +23368,7 @@
             <wp:extent cx="5909310" cy="1271270"/>
             <wp:effectExtent l="0" t="0" r="0" b="0"/>
             <wp:wrapSquare wrapText="largest"/>
-            <wp:docPr id="4" name="Image2"/>
+            <wp:docPr id="15" name="Image2"/>
             <wp:cNvGraphicFramePr>
               <a:graphicFrameLocks xmlns:a="http://schemas.openxmlformats.org/drawingml/2006/main" noChangeAspect="1"/>
             </wp:cNvGraphicFramePr>
@@ -20447,13 +23376,13 @@
               <a:graphicData uri="http://schemas.openxmlformats.org/drawingml/2006/picture">
                 <pic:pic xmlns:pic="http://schemas.openxmlformats.org/drawingml/2006/picture">
                   <pic:nvPicPr>
-                    <pic:cNvPr id="4" name="Image2"/>
+                    <pic:cNvPr id="15" name="Image2"/>
                     <pic:cNvPicPr>
                       <a:picLocks noChangeAspect="1" noChangeArrowheads="1"/>
                     </pic:cNvPicPr>
                   </pic:nvPicPr>
                   <pic:blipFill>
-                    <a:blip r:embed="rId5"/>
+                    <a:blip r:embed="rId16"/>
                     <a:stretch>
                       <a:fillRect/>
                     </a:stretch>
@@ -24040,6 +26969,7 @@
           <w:bCs/>
           <w:sz w:val="28"/>
           <w:szCs w:val="28"/>
+          <w:shd w:fill="81D41A" w:val="clear"/>
         </w:rPr>
         <w:t>5.2 Unit og integrationstests</w:t>
       </w:r>
@@ -24049,12 +26979,13 @@
         <w:pStyle w:val="Normal"/>
         <w:bidi w:val="0"/>
         <w:rPr>
-          <w:rStyle w:val="SourceText"/>
           <w:rFonts w:ascii="Liberation Sans" w:hAnsi="Liberation Sans"/>
           <w:b/>
           <w:bCs/>
           <w:sz w:val="28"/>
           <w:szCs w:val="28"/>
+          <w:highlight w:val="none"/>
+          <w:shd w:fill="81D41A" w:val="clear"/>
         </w:rPr>
       </w:pPr>
       <w:r>
@@ -24064,6 +26995,7 @@
           <w:bCs/>
           <w:sz w:val="28"/>
           <w:szCs w:val="28"/>
+          <w:shd w:fill="81D41A" w:val="clear"/>
         </w:rPr>
       </w:r>
     </w:p>
@@ -24081,6 +27013,7 @@
           <w:bCs/>
           <w:sz w:val="28"/>
           <w:szCs w:val="28"/>
+          <w:shd w:fill="81D41A" w:val="clear"/>
         </w:rPr>
         <w:t>5.3 Langtidstest</w:t>
       </w:r>
@@ -24090,12 +27023,13 @@
         <w:pStyle w:val="Normal"/>
         <w:bidi w:val="0"/>
         <w:rPr>
-          <w:rStyle w:val="SourceText"/>
           <w:rFonts w:ascii="Liberation Sans" w:hAnsi="Liberation Sans"/>
           <w:b/>
           <w:bCs/>
           <w:sz w:val="28"/>
           <w:szCs w:val="28"/>
+          <w:highlight w:val="none"/>
+          <w:shd w:fill="81D41A" w:val="clear"/>
         </w:rPr>
       </w:pPr>
       <w:r>
@@ -24105,6 +27039,7 @@
           <w:bCs/>
           <w:sz w:val="28"/>
           <w:szCs w:val="28"/>
+          <w:shd w:fill="81D41A" w:val="clear"/>
         </w:rPr>
       </w:r>
     </w:p>
@@ -24122,6 +27057,7 @@
           <w:bCs/>
           <w:sz w:val="32"/>
           <w:szCs w:val="32"/>
+          <w:shd w:fill="81D41A" w:val="clear"/>
         </w:rPr>
         <w:t>6. Konklusion og perspektivering</w:t>
       </w:r>
@@ -24212,20 +27148,22 @@
       <w:pPr>
         <w:pStyle w:val="Normal"/>
         <w:spacing w:before="0" w:after="160"/>
-        <w:rPr>
-          <w:rFonts w:ascii="Liberation Sans" w:hAnsi="Liberation Sans"/>
-        </w:rPr>
-      </w:pPr>
-      <w:r>
-        <w:rPr>
-          <w:rFonts w:ascii="Liberation Sans" w:hAnsi="Liberation Sans"/>
-        </w:rPr>
+        <w:rPr/>
+      </w:pPr>
+      <w:r>
+        <w:rPr>
+          <w:rStyle w:val="SourceText"/>
+          <w:rFonts w:ascii="Liberation Sans" w:hAnsi="Liberation Sans"/>
+          <w:sz w:val="24"/>
+          <w:szCs w:val="24"/>
+        </w:rPr>
+        <w:t>Bilag 3: API-oversigt (vedlagt som separat fil)</w:t>
       </w:r>
     </w:p>
     <w:sectPr>
-      <w:headerReference w:type="even" r:id="rId6"/>
-      <w:headerReference w:type="default" r:id="rId7"/>
-      <w:headerReference w:type="first" r:id="rId8"/>
+      <w:headerReference w:type="even" r:id="rId17"/>
+      <w:headerReference w:type="default" r:id="rId18"/>
+      <w:headerReference w:type="first" r:id="rId19"/>
       <w:type w:val="nextPage"/>
       <w:pgSz w:w="11906" w:h="16838"/>
       <w:pgMar w:left="1440" w:right="1440" w:gutter="0" w:header="708" w:top="1440" w:footer="0" w:bottom="1440"/>
